--- a/SOLUTION_SPRINT_1.docx
+++ b/SOLUTION_SPRINT_1.docx
@@ -371,8 +371,21 @@
         <w:t xml:space="preserve">Coordenador: </w:t>
       </w:r>
       <w:r>
-        <w:t>Regina Claúdia Cantele</w:t>
-      </w:r>
+        <w:t xml:space="preserve">Regina </w:t>
+      </w:r>
+      <w:proofErr w:type="spellStart"/>
+      <w:r>
+        <w:t>Claúdia</w:t>
+      </w:r>
+      <w:proofErr w:type="spellEnd"/>
+      <w:r>
+        <w:t xml:space="preserve"> </w:t>
+      </w:r>
+      <w:proofErr w:type="spellStart"/>
+      <w:r>
+        <w:t>Cantele</w:t>
+      </w:r>
+      <w:proofErr w:type="spellEnd"/>
     </w:p>
     <w:p>
       <w:pPr>
@@ -489,7 +502,7 @@
         <w:fldChar w:fldCharType="begin"/>
       </w:r>
       <w:r>
-        <w:instrText xml:space="preserve"> PAGEREF _Toc72837474 \h </w:instrText>
+        <w:instrText xml:space="preserve"> PAGEREF _Toc72838301 \h </w:instrText>
       </w:r>
       <w:r>
         <w:fldChar w:fldCharType="separate"/>
@@ -537,7 +550,7 @@
         <w:fldChar w:fldCharType="begin"/>
       </w:r>
       <w:r>
-        <w:instrText xml:space="preserve"> PAGEREF _Toc72837475 \h </w:instrText>
+        <w:instrText xml:space="preserve"> PAGEREF _Toc72838302 \h </w:instrText>
       </w:r>
       <w:r>
         <w:fldChar w:fldCharType="separate"/>
@@ -605,7 +618,7 @@
         <w:rPr>
           <w:noProof/>
         </w:rPr>
-        <w:instrText xml:space="preserve"> PAGEREF _Toc72837476 \h </w:instrText>
+        <w:instrText xml:space="preserve"> PAGEREF _Toc72838303 \h </w:instrText>
       </w:r>
       <w:r>
         <w:rPr>
@@ -667,7 +680,7 @@
         <w:fldChar w:fldCharType="begin"/>
       </w:r>
       <w:r>
-        <w:instrText xml:space="preserve"> PAGEREF _Toc72837477 \h </w:instrText>
+        <w:instrText xml:space="preserve"> PAGEREF _Toc72838304 \h </w:instrText>
       </w:r>
       <w:r>
         <w:fldChar w:fldCharType="separate"/>
@@ -735,7 +748,7 @@
         <w:rPr>
           <w:noProof/>
         </w:rPr>
-        <w:instrText xml:space="preserve"> PAGEREF _Toc72837478 \h </w:instrText>
+        <w:instrText xml:space="preserve"> PAGEREF _Toc72838305 \h </w:instrText>
       </w:r>
       <w:r>
         <w:rPr>
@@ -817,7 +830,7 @@
         <w:rPr>
           <w:noProof/>
         </w:rPr>
-        <w:instrText xml:space="preserve"> PAGEREF _Toc72837479 \h </w:instrText>
+        <w:instrText xml:space="preserve"> PAGEREF _Toc72838306 \h </w:instrText>
       </w:r>
       <w:r>
         <w:rPr>
@@ -899,7 +912,7 @@
         <w:rPr>
           <w:noProof/>
         </w:rPr>
-        <w:instrText xml:space="preserve"> PAGEREF _Toc72837480 \h </w:instrText>
+        <w:instrText xml:space="preserve"> PAGEREF _Toc72838307 \h </w:instrText>
       </w:r>
       <w:r>
         <w:rPr>
@@ -981,7 +994,7 @@
         <w:rPr>
           <w:noProof/>
         </w:rPr>
-        <w:instrText xml:space="preserve"> PAGEREF _Toc72837481 \h </w:instrText>
+        <w:instrText xml:space="preserve"> PAGEREF _Toc72838308 \h </w:instrText>
       </w:r>
       <w:r>
         <w:rPr>
@@ -1063,7 +1076,7 @@
         <w:rPr>
           <w:noProof/>
         </w:rPr>
-        <w:instrText xml:space="preserve"> PAGEREF _Toc72837482 \h </w:instrText>
+        <w:instrText xml:space="preserve"> PAGEREF _Toc72838309 \h </w:instrText>
       </w:r>
       <w:r>
         <w:rPr>
@@ -1138,7 +1151,7 @@
         <w:rPr>
           <w:noProof/>
         </w:rPr>
-        <w:instrText xml:space="preserve"> PAGEREF _Toc72837483 \h </w:instrText>
+        <w:instrText xml:space="preserve"> PAGEREF _Toc72838310 \h </w:instrText>
       </w:r>
       <w:r>
         <w:rPr>
@@ -1213,7 +1226,7 @@
         <w:rPr>
           <w:noProof/>
         </w:rPr>
-        <w:instrText xml:space="preserve"> PAGEREF _Toc72837484 \h </w:instrText>
+        <w:instrText xml:space="preserve"> PAGEREF _Toc72838311 \h </w:instrText>
       </w:r>
       <w:r>
         <w:rPr>
@@ -1288,7 +1301,7 @@
         <w:rPr>
           <w:noProof/>
         </w:rPr>
-        <w:instrText xml:space="preserve"> PAGEREF _Toc72837485 \h </w:instrText>
+        <w:instrText xml:space="preserve"> PAGEREF _Toc72838312 \h </w:instrText>
       </w:r>
       <w:r>
         <w:rPr>
@@ -1363,7 +1376,7 @@
         <w:rPr>
           <w:noProof/>
         </w:rPr>
-        <w:instrText xml:space="preserve"> PAGEREF _Toc72837486 \h </w:instrText>
+        <w:instrText xml:space="preserve"> PAGEREF _Toc72838313 \h </w:instrText>
       </w:r>
       <w:r>
         <w:rPr>
@@ -1438,7 +1451,7 @@
         <w:rPr>
           <w:noProof/>
         </w:rPr>
-        <w:instrText xml:space="preserve"> PAGEREF _Toc72837487 \h </w:instrText>
+        <w:instrText xml:space="preserve"> PAGEREF _Toc72838314 \h </w:instrText>
       </w:r>
       <w:r>
         <w:rPr>
@@ -1513,7 +1526,7 @@
         <w:rPr>
           <w:noProof/>
         </w:rPr>
-        <w:instrText xml:space="preserve"> PAGEREF _Toc72837488 \h </w:instrText>
+        <w:instrText xml:space="preserve"> PAGEREF _Toc72838315 \h </w:instrText>
       </w:r>
       <w:r>
         <w:rPr>
@@ -1588,7 +1601,7 @@
         <w:rPr>
           <w:noProof/>
         </w:rPr>
-        <w:instrText xml:space="preserve"> PAGEREF _Toc72837489 \h </w:instrText>
+        <w:instrText xml:space="preserve"> PAGEREF _Toc72838316 \h </w:instrText>
       </w:r>
       <w:r>
         <w:rPr>
@@ -1663,7 +1676,7 @@
         <w:rPr>
           <w:noProof/>
         </w:rPr>
-        <w:instrText xml:space="preserve"> PAGEREF _Toc72837490 \h </w:instrText>
+        <w:instrText xml:space="preserve"> PAGEREF _Toc72838317 \h </w:instrText>
       </w:r>
       <w:r>
         <w:rPr>
@@ -1738,7 +1751,7 @@
         <w:rPr>
           <w:noProof/>
         </w:rPr>
-        <w:instrText xml:space="preserve"> PAGEREF _Toc72837491 \h </w:instrText>
+        <w:instrText xml:space="preserve"> PAGEREF _Toc72838318 \h </w:instrText>
       </w:r>
       <w:r>
         <w:rPr>
@@ -1800,7 +1813,7 @@
         <w:fldChar w:fldCharType="begin"/>
       </w:r>
       <w:r>
-        <w:instrText xml:space="preserve"> PAGEREF _Toc72837492 \h </w:instrText>
+        <w:instrText xml:space="preserve"> PAGEREF _Toc72838319 \h </w:instrText>
       </w:r>
       <w:r>
         <w:fldChar w:fldCharType="separate"/>
@@ -1868,7 +1881,7 @@
         <w:rPr>
           <w:noProof/>
         </w:rPr>
-        <w:instrText xml:space="preserve"> PAGEREF _Toc72837493 \h </w:instrText>
+        <w:instrText xml:space="preserve"> PAGEREF _Toc72838320 \h </w:instrText>
       </w:r>
       <w:r>
         <w:rPr>
@@ -1943,7 +1956,7 @@
         <w:rPr>
           <w:noProof/>
         </w:rPr>
-        <w:instrText xml:space="preserve"> PAGEREF _Toc72837494 \h </w:instrText>
+        <w:instrText xml:space="preserve"> PAGEREF _Toc72838321 \h </w:instrText>
       </w:r>
       <w:r>
         <w:rPr>
@@ -2018,7 +2031,7 @@
         <w:rPr>
           <w:noProof/>
         </w:rPr>
-        <w:instrText xml:space="preserve"> PAGEREF _Toc72837495 \h </w:instrText>
+        <w:instrText xml:space="preserve"> PAGEREF _Toc72838322 \h </w:instrText>
       </w:r>
       <w:r>
         <w:rPr>
@@ -2093,7 +2106,7 @@
         <w:rPr>
           <w:noProof/>
         </w:rPr>
-        <w:instrText xml:space="preserve"> PAGEREF _Toc72837496 \h </w:instrText>
+        <w:instrText xml:space="preserve"> PAGEREF _Toc72838323 \h </w:instrText>
       </w:r>
       <w:r>
         <w:rPr>
@@ -2168,7 +2181,7 @@
         <w:rPr>
           <w:noProof/>
         </w:rPr>
-        <w:instrText xml:space="preserve"> PAGEREF _Toc72837497 \h </w:instrText>
+        <w:instrText xml:space="preserve"> PAGEREF _Toc72838324 \h </w:instrText>
       </w:r>
       <w:r>
         <w:rPr>
@@ -2185,7 +2198,7 @@
         <w:rPr>
           <w:noProof/>
         </w:rPr>
-        <w:t>22</w:t>
+        <w:t>21</w:t>
       </w:r>
       <w:r>
         <w:rPr>
@@ -2250,7 +2263,7 @@
         <w:rPr>
           <w:noProof/>
         </w:rPr>
-        <w:instrText xml:space="preserve"> PAGEREF _Toc72837498 \h </w:instrText>
+        <w:instrText xml:space="preserve"> PAGEREF _Toc72838325 \h </w:instrText>
       </w:r>
       <w:r>
         <w:rPr>
@@ -2325,7 +2338,7 @@
         <w:rPr>
           <w:noProof/>
         </w:rPr>
-        <w:instrText xml:space="preserve"> PAGEREF _Toc72837499 \h </w:instrText>
+        <w:instrText xml:space="preserve"> PAGEREF _Toc72838326 \h </w:instrText>
       </w:r>
       <w:r>
         <w:rPr>
@@ -2400,7 +2413,7 @@
         <w:rPr>
           <w:noProof/>
         </w:rPr>
-        <w:instrText xml:space="preserve"> PAGEREF _Toc72837500 \h </w:instrText>
+        <w:instrText xml:space="preserve"> PAGEREF _Toc72838327 \h </w:instrText>
       </w:r>
       <w:r>
         <w:rPr>
@@ -2475,7 +2488,7 @@
         <w:rPr>
           <w:noProof/>
         </w:rPr>
-        <w:instrText xml:space="preserve"> PAGEREF _Toc72837501 \h </w:instrText>
+        <w:instrText xml:space="preserve"> PAGEREF _Toc72838328 \h </w:instrText>
       </w:r>
       <w:r>
         <w:rPr>
@@ -2557,7 +2570,7 @@
         <w:rPr>
           <w:noProof/>
         </w:rPr>
-        <w:instrText xml:space="preserve"> PAGEREF _Toc72837502 \h </w:instrText>
+        <w:instrText xml:space="preserve"> PAGEREF _Toc72838329 \h </w:instrText>
       </w:r>
       <w:r>
         <w:rPr>
@@ -2625,7 +2638,7 @@
         <w:fldChar w:fldCharType="begin"/>
       </w:r>
       <w:r>
-        <w:instrText xml:space="preserve"> PAGEREF _Toc72837503 \h </w:instrText>
+        <w:instrText xml:space="preserve"> PAGEREF _Toc72838330 \h </w:instrText>
       </w:r>
       <w:r>
         <w:fldChar w:fldCharType="separate"/>
@@ -2693,7 +2706,7 @@
         <w:rPr>
           <w:noProof/>
         </w:rPr>
-        <w:instrText xml:space="preserve"> PAGEREF _Toc72837504 \h </w:instrText>
+        <w:instrText xml:space="preserve"> PAGEREF _Toc72838331 \h </w:instrText>
       </w:r>
       <w:r>
         <w:rPr>
@@ -2775,7 +2788,7 @@
         <w:rPr>
           <w:noProof/>
         </w:rPr>
-        <w:instrText xml:space="preserve"> PAGEREF _Toc72837505 \h </w:instrText>
+        <w:instrText xml:space="preserve"> PAGEREF _Toc72838332 \h </w:instrText>
       </w:r>
       <w:r>
         <w:rPr>
@@ -2854,7 +2867,7 @@
           <w:noProof/>
           <w:lang w:val="en-US"/>
         </w:rPr>
-        <w:instrText xml:space="preserve"> PAGEREF _Toc72837506 \h </w:instrText>
+        <w:instrText xml:space="preserve"> PAGEREF _Toc72838333 \h </w:instrText>
       </w:r>
       <w:r>
         <w:rPr>
@@ -2934,7 +2947,7 @@
           <w:noProof/>
           <w:lang w:val="en-US"/>
         </w:rPr>
-        <w:instrText xml:space="preserve"> PAGEREF _Toc72837507 \h </w:instrText>
+        <w:instrText xml:space="preserve"> PAGEREF _Toc72838334 \h </w:instrText>
       </w:r>
       <w:r>
         <w:rPr>
@@ -3014,7 +3027,7 @@
           <w:noProof/>
           <w:lang w:val="en-US"/>
         </w:rPr>
-        <w:instrText xml:space="preserve"> PAGEREF _Toc72837508 \h </w:instrText>
+        <w:instrText xml:space="preserve"> PAGEREF _Toc72838335 \h </w:instrText>
       </w:r>
       <w:r>
         <w:rPr>
@@ -3090,7 +3103,7 @@
         <w:rPr>
           <w:noProof/>
         </w:rPr>
-        <w:instrText xml:space="preserve"> PAGEREF _Toc72837509 \h </w:instrText>
+        <w:instrText xml:space="preserve"> PAGEREF _Toc72838336 \h </w:instrText>
       </w:r>
       <w:r>
         <w:rPr>
@@ -3165,7 +3178,7 @@
         <w:rPr>
           <w:noProof/>
         </w:rPr>
-        <w:instrText xml:space="preserve"> PAGEREF _Toc72837510 \h </w:instrText>
+        <w:instrText xml:space="preserve"> PAGEREF _Toc72838337 \h </w:instrText>
       </w:r>
       <w:r>
         <w:rPr>
@@ -3247,7 +3260,7 @@
         <w:rPr>
           <w:noProof/>
         </w:rPr>
-        <w:instrText xml:space="preserve"> PAGEREF _Toc72837511 \h </w:instrText>
+        <w:instrText xml:space="preserve"> PAGEREF _Toc72838338 \h </w:instrText>
       </w:r>
       <w:r>
         <w:rPr>
@@ -3295,7 +3308,7 @@
         <w:fldChar w:fldCharType="begin"/>
       </w:r>
       <w:r>
-        <w:instrText xml:space="preserve"> PAGEREF _Toc72837512 \h </w:instrText>
+        <w:instrText xml:space="preserve"> PAGEREF _Toc72838339 \h </w:instrText>
       </w:r>
       <w:r>
         <w:fldChar w:fldCharType="separate"/>
@@ -3322,7 +3335,7 @@
       <w:bookmarkStart w:id="2" w:name="_Toc156754352"/>
       <w:bookmarkStart w:id="3" w:name="_Toc125374504"/>
       <w:bookmarkStart w:id="4" w:name="_Toc125374505"/>
-      <w:bookmarkStart w:id="5" w:name="_Toc72837474"/>
+      <w:bookmarkStart w:id="5" w:name="_Toc72838301"/>
       <w:bookmarkEnd w:id="0"/>
       <w:bookmarkEnd w:id="1"/>
       <w:r>
@@ -4069,7 +4082,7 @@
       <w:bookmarkStart w:id="8" w:name="_Ref125306779"/>
       <w:bookmarkStart w:id="9" w:name="_Toc125374507"/>
       <w:bookmarkStart w:id="10" w:name="_Toc156754356"/>
-      <w:bookmarkStart w:id="11" w:name="_Toc72837475"/>
+      <w:bookmarkStart w:id="11" w:name="_Toc72838302"/>
       <w:r>
         <w:t>Introdução</w:t>
       </w:r>
@@ -4087,7 +4100,7 @@
       <w:r>
         <w:tab/>
       </w:r>
-      <w:bookmarkStart w:id="12" w:name="_Toc72837476"/>
+      <w:bookmarkStart w:id="12" w:name="_Toc72838303"/>
       <w:r>
         <w:t>DESAFIO</w:t>
       </w:r>
@@ -4098,23 +4111,108 @@
         <w:tab/>
       </w:r>
       <w:r>
-        <w:t xml:space="preserve">Todo o conteúdo apresentado na 1ª fase Firsts Step Data Engineer – ecossistema big data, data governance e agile database project – será colocado em prática neste desafio.  </w:t>
+        <w:t xml:space="preserve">Todo o conteúdo apresentado na 1ª fase </w:t>
+      </w:r>
+      <w:proofErr w:type="spellStart"/>
+      <w:r>
+        <w:t>Firsts</w:t>
+      </w:r>
+      <w:proofErr w:type="spellEnd"/>
+      <w:r>
+        <w:t xml:space="preserve"> </w:t>
+      </w:r>
+      <w:proofErr w:type="spellStart"/>
+      <w:r>
+        <w:t>Step</w:t>
+      </w:r>
+      <w:proofErr w:type="spellEnd"/>
+      <w:r>
+        <w:t xml:space="preserve"> Data </w:t>
+      </w:r>
+      <w:proofErr w:type="spellStart"/>
+      <w:r>
+        <w:t>Engineer</w:t>
+      </w:r>
+      <w:proofErr w:type="spellEnd"/>
+      <w:r>
+        <w:t xml:space="preserve"> – ecossistema big data, data </w:t>
+      </w:r>
+      <w:proofErr w:type="spellStart"/>
+      <w:r>
+        <w:t>governance</w:t>
+      </w:r>
+      <w:proofErr w:type="spellEnd"/>
+      <w:r>
+        <w:t xml:space="preserve"> e </w:t>
+      </w:r>
+      <w:proofErr w:type="spellStart"/>
+      <w:r>
+        <w:t>agile</w:t>
+      </w:r>
+      <w:proofErr w:type="spellEnd"/>
+      <w:r>
+        <w:t xml:space="preserve"> </w:t>
+      </w:r>
+      <w:proofErr w:type="spellStart"/>
+      <w:r>
+        <w:t>database</w:t>
+      </w:r>
+      <w:proofErr w:type="spellEnd"/>
+      <w:r>
+        <w:t xml:space="preserve"> </w:t>
+      </w:r>
+      <w:proofErr w:type="spellStart"/>
+      <w:r>
+        <w:t>project</w:t>
+      </w:r>
+      <w:proofErr w:type="spellEnd"/>
+      <w:r>
+        <w:t xml:space="preserve"> – será colocado em prática neste desafio.  </w:t>
       </w:r>
     </w:p>
     <w:p/>
     <w:p>
       <w:r>
-        <w:t>Para isso, nosso consultor Leandro Moraes Mendes nos traz o mundo do Campeonato Brasileiro de Futebol, mais especificamente o Cartola FC, criado e mantido pela Globo.com e promovido pelo canal de TV por assinatura Sportv.</w:t>
+        <w:t xml:space="preserve">Para isso, nosso consultor Leandro Moraes Mendes nos traz o mundo do Campeonato Brasileiro de Futebol, mais especificamente o Cartola FC, criado e mantido pela Globo.com e promovido pelo canal de TV por assinatura </w:t>
+      </w:r>
+      <w:proofErr w:type="spellStart"/>
+      <w:r>
+        <w:t>Sportv</w:t>
+      </w:r>
+      <w:proofErr w:type="spellEnd"/>
+      <w:r>
+        <w:t>.</w:t>
       </w:r>
     </w:p>
     <w:p/>
     <w:p>
       <w:r>
-        <w:t>Os scouts e as partidas podem ser visualizados em Scouts e Estatísticas do Cartola FC. Nesse estilo de jogo de futebol virtual, o torcedor administra um time com base no desempenho real dos atletas. A cada rodada, o usuário escolhe 11 jogadores e um técnico, os quais vão compor o seu time. Para isso, utiliza quantias em cartoleta</w:t>
+        <w:t xml:space="preserve">Os </w:t>
+      </w:r>
+      <w:proofErr w:type="spellStart"/>
+      <w:r>
+        <w:t>scouts</w:t>
+      </w:r>
+      <w:proofErr w:type="spellEnd"/>
+      <w:r>
+        <w:t xml:space="preserve"> e as partidas podem ser visualizados em </w:t>
+      </w:r>
+      <w:proofErr w:type="spellStart"/>
+      <w:r>
+        <w:t>Scouts</w:t>
+      </w:r>
+      <w:proofErr w:type="spellEnd"/>
+      <w:r>
+        <w:t xml:space="preserve"> e Estatísticas do Cartola FC. Nesse estilo de jogo de futebol virtual, o torcedor administra um time com base no desempenho real dos atletas. A cada rodada, o usuário escolhe 11 jogadores e um técnico, os quais vão compor o seu time. Para isso, utiliza quantias em </w:t>
+      </w:r>
+      <w:proofErr w:type="spellStart"/>
+      <w:r>
+        <w:t>cartoleta</w:t>
       </w:r>
       <w:r>
         <w:t>s</w:t>
       </w:r>
+      <w:proofErr w:type="spellEnd"/>
       <w:r>
         <w:t xml:space="preserve"> (C$), a moeda virtual do jogo. Todos começam a temporada com C$ 100.</w:t>
       </w:r>
@@ -4128,7 +4226,15 @@
     <w:p/>
     <w:p>
       <w:r>
-        <w:t>Nosso objetivo será elaborar e preparar um ambiente big data para analisar os resultados de partidas de futebol e os scouts dos jogadores no Campeonato Brasileiro desde 2014.</w:t>
+        <w:t xml:space="preserve">Nosso objetivo será elaborar e preparar um ambiente big data para analisar os resultados de partidas de futebol e os </w:t>
+      </w:r>
+      <w:proofErr w:type="spellStart"/>
+      <w:r>
+        <w:t>scouts</w:t>
+      </w:r>
+      <w:proofErr w:type="spellEnd"/>
+      <w:r>
+        <w:t xml:space="preserve"> dos jogadores no Campeonato Brasileiro desde 2014.</w:t>
       </w:r>
     </w:p>
     <w:p>
@@ -4152,27 +4258,16 @@
     <w:p>
       <w:pPr>
         <w:pStyle w:val="FolhadeRostodosCaptulos"/>
-      </w:pPr>
-      <w:r>
-        <w:fldChar w:fldCharType="begin"/>
-      </w:r>
-      <w:r>
-        <w:instrText xml:space="preserve"> REF _Ref125306871 \w </w:instrText>
-      </w:r>
-      <w:r>
-        <w:fldChar w:fldCharType="separate"/>
-      </w:r>
-      <w:r>
-        <w:t>2</w:t>
-      </w:r>
-      <w:r>
-        <w:fldChar w:fldCharType="end"/>
-      </w:r>
+        <w:jc w:val="both"/>
+      </w:pPr>
       <w:r>
         <w:tab/>
       </w:r>
       <w:r>
-        <w:t>PIPELINE DE DADOS NO FRAMEWORK HADOOP</w:t>
+        <w:t>2 P</w:t>
+      </w:r>
+      <w:r>
+        <w:t>IPELINE DE DADOS NO FRAMEWORK HADOOP</w:t>
       </w:r>
     </w:p>
     <w:p>
@@ -4183,7 +4278,7 @@
         </w:tabs>
         <w:ind w:left="397" w:hanging="397"/>
       </w:pPr>
-      <w:bookmarkStart w:id="14" w:name="_Toc72837477"/>
+      <w:bookmarkStart w:id="14" w:name="_Toc72838304"/>
       <w:r>
         <w:t>PIPELINE DE DADOS NO FRAMEWORK HADOOP</w:t>
       </w:r>
@@ -4199,7 +4294,7 @@
       </w:pPr>
       <w:bookmarkStart w:id="15" w:name="_Toc156754359"/>
       <w:bookmarkStart w:id="16" w:name="_Toc239431065"/>
-      <w:bookmarkStart w:id="17" w:name="_Toc72837478"/>
+      <w:bookmarkStart w:id="17" w:name="_Toc72838305"/>
       <w:r>
         <w:t>objetivo</w:t>
       </w:r>
@@ -4233,7 +4328,15 @@
         <w:t xml:space="preserve"> </w:t>
       </w:r>
       <w:r>
-        <w:t xml:space="preserve">HDFS e Hive, com isso realizar a ingestão de dados do Campeonato Brasileiro da plataforma Cartola e </w:t>
+        <w:t xml:space="preserve">HDFS e </w:t>
+      </w:r>
+      <w:proofErr w:type="spellStart"/>
+      <w:r>
+        <w:t>Hive</w:t>
+      </w:r>
+      <w:proofErr w:type="spellEnd"/>
+      <w:r>
+        <w:t xml:space="preserve">, com isso realizar a ingestão de dados do Campeonato Brasileiro da plataforma Cartola e </w:t>
       </w:r>
       <w:r>
         <w:t xml:space="preserve">disponibilizar </w:t>
@@ -4263,7 +4366,7 @@
         <w:ind w:left="601" w:hanging="601"/>
       </w:pPr>
       <w:bookmarkStart w:id="18" w:name="_Toc239431066"/>
-      <w:bookmarkStart w:id="19" w:name="_Toc72837479"/>
+      <w:bookmarkStart w:id="19" w:name="_Toc72838306"/>
       <w:r>
         <w:t>Arquitetura para obtenção e tratamento dos dados</w:t>
       </w:r>
@@ -4284,7 +4387,63 @@
         <w:t>o</w:t>
       </w:r>
       <w:r>
-        <w:t xml:space="preserve"> repositório do Github, que contém os dados disponibilizados dos campeonatos desde 2014. Utilizamos um servidor Linux na Amazon EC2 com containers para criação do ecossistema Hadoop, sendo uma instancia com Jupyter para realizar a ingestão e tratamento dos dados através do Python, uma instancia do Hadoop para persistência dos dados no HDFS e também o Hive para criação das tabelas, por fim utilizamos o Hue para realizar nossas consultas e analises dos dados</w:t>
+        <w:t xml:space="preserve"> repositório do </w:t>
+      </w:r>
+      <w:proofErr w:type="spellStart"/>
+      <w:r>
+        <w:t>Github</w:t>
+      </w:r>
+      <w:proofErr w:type="spellEnd"/>
+      <w:r>
+        <w:t xml:space="preserve">, que contém os dados disponibilizados dos campeonatos desde 2014. Utilizamos um servidor Linux na </w:t>
+      </w:r>
+      <w:proofErr w:type="spellStart"/>
+      <w:r>
+        <w:t>Amazon</w:t>
+      </w:r>
+      <w:proofErr w:type="spellEnd"/>
+      <w:r>
+        <w:t xml:space="preserve"> EC2 com containers para criação do ecossistema </w:t>
+      </w:r>
+      <w:proofErr w:type="spellStart"/>
+      <w:r>
+        <w:t>Hadoop</w:t>
+      </w:r>
+      <w:proofErr w:type="spellEnd"/>
+      <w:r>
+        <w:t xml:space="preserve">, sendo uma instancia com </w:t>
+      </w:r>
+      <w:proofErr w:type="spellStart"/>
+      <w:r>
+        <w:t>Jupyter</w:t>
+      </w:r>
+      <w:proofErr w:type="spellEnd"/>
+      <w:r>
+        <w:t xml:space="preserve"> para realizar a ingestão e tratamento dos dados através do Python, uma instancia do </w:t>
+      </w:r>
+      <w:proofErr w:type="spellStart"/>
+      <w:r>
+        <w:t>Hadoop</w:t>
+      </w:r>
+      <w:proofErr w:type="spellEnd"/>
+      <w:r>
+        <w:t xml:space="preserve"> para persistência dos dados no HDFS e também o </w:t>
+      </w:r>
+      <w:proofErr w:type="spellStart"/>
+      <w:r>
+        <w:t>Hive</w:t>
+      </w:r>
+      <w:proofErr w:type="spellEnd"/>
+      <w:r>
+        <w:t xml:space="preserve"> para criação das tabelas, por fim utilizamos o </w:t>
+      </w:r>
+      <w:proofErr w:type="spellStart"/>
+      <w:r>
+        <w:t>Hue</w:t>
+      </w:r>
+      <w:proofErr w:type="spellEnd"/>
+      <w:r>
+        <w:t xml:space="preserve"> para realizar nossas consultas e analises dos dados</w:t>
       </w:r>
       <w:r>
         <w:t>.</w:t>
@@ -4371,7 +4530,7 @@
         <w:ind w:left="601" w:hanging="601"/>
       </w:pPr>
       <w:bookmarkStart w:id="21" w:name="_Toc239431067"/>
-      <w:bookmarkStart w:id="22" w:name="_Toc72837480"/>
+      <w:bookmarkStart w:id="22" w:name="_Toc72838307"/>
       <w:r>
         <w:t xml:space="preserve">arquivos </w:t>
       </w:r>
@@ -4400,6 +4559,7 @@
           <w:numId w:val="14"/>
         </w:numPr>
       </w:pPr>
+      <w:proofErr w:type="spellStart"/>
       <w:r>
         <w:rPr>
           <w:b/>
@@ -4407,6 +4567,7 @@
         </w:rPr>
         <w:t>raw_layer</w:t>
       </w:r>
+      <w:proofErr w:type="spellEnd"/>
       <w:r>
         <w:t>: contendo os dados brutos, exatamente no formato da origem;</w:t>
       </w:r>
@@ -4420,6 +4581,7 @@
         </w:numPr>
       </w:pPr>
       <w:bookmarkStart w:id="23" w:name="_Hlk72798054"/>
+      <w:proofErr w:type="spellStart"/>
       <w:r>
         <w:rPr>
           <w:b/>
@@ -4428,6 +4590,7 @@
         <w:t>trusted_layer</w:t>
       </w:r>
       <w:bookmarkEnd w:id="23"/>
+      <w:proofErr w:type="spellEnd"/>
       <w:r>
         <w:t>: dados organizados em tabelas por assunto, pronto para ser utilizado para realização de analises;</w:t>
       </w:r>
@@ -4440,6 +4603,7 @@
           <w:numId w:val="14"/>
         </w:numPr>
       </w:pPr>
+      <w:proofErr w:type="spellStart"/>
       <w:r>
         <w:rPr>
           <w:b/>
@@ -4447,8 +4611,17 @@
         </w:rPr>
         <w:t>refined_layer</w:t>
       </w:r>
-      <w:r>
-        <w:t>: armazena os dados das analises, após realização das regras de negocio, agregações e cálculos.</w:t>
+      <w:proofErr w:type="spellEnd"/>
+      <w:r>
+        <w:t xml:space="preserve">: armazena os dados das analises, após realização das regras de </w:t>
+      </w:r>
+      <w:proofErr w:type="spellStart"/>
+      <w:r>
+        <w:t>negocio</w:t>
+      </w:r>
+      <w:proofErr w:type="spellEnd"/>
+      <w:r>
+        <w:t>, agregações e cálculos.</w:t>
       </w:r>
       <w:r>
         <w:t xml:space="preserve"> </w:t>
@@ -4596,7 +4769,7 @@
         </w:tabs>
         <w:ind w:left="601" w:hanging="601"/>
       </w:pPr>
-      <w:bookmarkStart w:id="26" w:name="_Toc72837481"/>
+      <w:bookmarkStart w:id="26" w:name="_Toc72838308"/>
       <w:r>
         <w:t>scripts com os comandos para a criação da tabela no Hive</w:t>
       </w:r>
@@ -4740,7 +4913,7 @@
         </w:tabs>
         <w:ind w:left="601" w:hanging="601"/>
       </w:pPr>
-      <w:bookmarkStart w:id="29" w:name="_Toc72837482"/>
+      <w:bookmarkStart w:id="29" w:name="_Toc72838309"/>
       <w:r>
         <w:t>respostas das questões propostas</w:t>
       </w:r>
@@ -4754,12 +4927,24 @@
         <w:t>confiável</w:t>
       </w:r>
       <w:r>
-        <w:t xml:space="preserve"> do lake(</w:t>
+        <w:t xml:space="preserve"> do </w:t>
+      </w:r>
+      <w:proofErr w:type="spellStart"/>
+      <w:r>
+        <w:t>lake</w:t>
+      </w:r>
+      <w:proofErr w:type="spellEnd"/>
+      <w:r>
+        <w:t>(</w:t>
       </w:r>
       <w:r>
         <w:tab/>
+      </w:r>
+      <w:proofErr w:type="spellStart"/>
+      <w:r>
         <w:t>trusted_layer</w:t>
       </w:r>
+      <w:proofErr w:type="spellEnd"/>
       <w:r>
         <w:t>), realizamos consultas SQL para responder as seguintes questões:</w:t>
       </w:r>
@@ -4769,7 +4954,7 @@
         <w:pStyle w:val="Ttulo3"/>
         <w:ind w:left="1134"/>
       </w:pPr>
-      <w:bookmarkStart w:id="30" w:name="_Toc72837483"/>
+      <w:bookmarkStart w:id="30" w:name="_Toc72838310"/>
       <w:r>
         <w:t>Quantos registros há na tabela por ano?</w:t>
       </w:r>
@@ -4874,7 +5059,7 @@
         <w:pStyle w:val="Ttulo3"/>
         <w:ind w:left="1134"/>
       </w:pPr>
-      <w:bookmarkStart w:id="31" w:name="_Toc72837484"/>
+      <w:bookmarkStart w:id="31" w:name="_Toc72838311"/>
       <w:r>
         <w:t>Quantas equipes únicas mandantes existem?</w:t>
       </w:r>
@@ -4980,7 +5165,7 @@
         <w:pStyle w:val="Ttulo3"/>
         <w:ind w:left="1134"/>
       </w:pPr>
-      <w:bookmarkStart w:id="32" w:name="_Toc72837485"/>
+      <w:bookmarkStart w:id="32" w:name="_Toc72838312"/>
       <w:r>
         <w:t>Quantas vezes as equipes mandantes saíram vitoriosas?</w:t>
       </w:r>
@@ -5085,7 +5270,7 @@
         <w:pStyle w:val="Ttulo3"/>
         <w:ind w:left="1134"/>
       </w:pPr>
-      <w:bookmarkStart w:id="33" w:name="_Toc72837486"/>
+      <w:bookmarkStart w:id="33" w:name="_Toc72838313"/>
       <w:r>
         <w:t>Quantas vezes as equipes visitantes saíram vitoriosas?</w:t>
       </w:r>
@@ -5190,7 +5375,7 @@
         <w:pStyle w:val="Ttulo3"/>
         <w:ind w:left="1134"/>
       </w:pPr>
-      <w:bookmarkStart w:id="34" w:name="_Toc72837487"/>
+      <w:bookmarkStart w:id="34" w:name="_Toc72838314"/>
       <w:r>
         <w:t>Quantas partidas resultaram em empate?</w:t>
       </w:r>
@@ -5295,9 +5480,17 @@
         <w:pStyle w:val="Ttulo3"/>
         <w:ind w:left="1134"/>
       </w:pPr>
-      <w:bookmarkStart w:id="35" w:name="_Toc72837488"/>
-      <w:r>
-        <w:t>Quais jogadores detêm os melhores scouts gerais e por ano?</w:t>
+      <w:bookmarkStart w:id="35" w:name="_Toc72838315"/>
+      <w:r>
+        <w:t xml:space="preserve">Quais jogadores detêm os melhores </w:t>
+      </w:r>
+      <w:proofErr w:type="spellStart"/>
+      <w:r>
+        <w:t>scouts</w:t>
+      </w:r>
+      <w:proofErr w:type="spellEnd"/>
+      <w:r>
+        <w:t xml:space="preserve"> gerais e por ano?</w:t>
       </w:r>
       <w:bookmarkEnd w:id="35"/>
     </w:p>
@@ -5400,7 +5593,7 @@
         <w:pStyle w:val="Ttulo3"/>
         <w:ind w:left="1134"/>
       </w:pPr>
-      <w:bookmarkStart w:id="36" w:name="_Toc72837489"/>
+      <w:bookmarkStart w:id="36" w:name="_Toc72838316"/>
       <w:r>
         <w:t>Qual é o time ideal?</w:t>
       </w:r>
@@ -5547,7 +5740,7 @@
         <w:pStyle w:val="Ttulo3"/>
         <w:ind w:left="1134"/>
       </w:pPr>
-      <w:bookmarkStart w:id="37" w:name="_Toc72837490"/>
+      <w:bookmarkStart w:id="37" w:name="_Toc72838317"/>
       <w:r>
         <w:t>Será que podemos preparar a ingestão para o campeonato de 2021?</w:t>
       </w:r>
@@ -5556,7 +5749,15 @@
     <w:p>
       <w:r>
         <w:tab/>
-        <w:t xml:space="preserve">Sim, é possível receber os dados de próximos campeonatos utilizando o mesmo formato do lake atual, para isso os arquivos de origem precisar seguir o padrão dos últimos anos para que não tenha novos desenvolvimentos durante o processo de transformação, caso </w:t>
+        <w:t xml:space="preserve">Sim, é possível receber os dados de próximos campeonatos utilizando o mesmo formato do </w:t>
+      </w:r>
+      <w:proofErr w:type="spellStart"/>
+      <w:r>
+        <w:t>lake</w:t>
+      </w:r>
+      <w:proofErr w:type="spellEnd"/>
+      <w:r>
+        <w:t xml:space="preserve"> atual, para isso os arquivos de origem precisar seguir o padrão dos últimos anos para que não tenha novos desenvolvimentos durante o processo de transformação, caso </w:t>
       </w:r>
       <w:r>
         <w:t>contrário</w:t>
@@ -5594,7 +5795,7 @@
         <w:pStyle w:val="Ttulo3"/>
         <w:ind w:left="1134"/>
       </w:pPr>
-      <w:bookmarkStart w:id="38" w:name="_Toc72837491"/>
+      <w:bookmarkStart w:id="38" w:name="_Toc72838318"/>
       <w:r>
         <w:t>Como capturar os dados direto do Cartola FC?</w:t>
       </w:r>
@@ -5608,7 +5809,15 @@
         <w:tab/>
       </w:r>
       <w:r>
-        <w:t>Para realizar a captura dos dados do Cartola FC temos algumas opções, a primeira delas é com a utilização da API oficial, que disponibiliza os dados no formato Json para consulta através de requisições HTTP.</w:t>
+        <w:t xml:space="preserve">Para realizar a captura dos dados do Cartola FC temos algumas opções, a primeira delas é com a utilização da API oficial, que disponibiliza os dados no formato </w:t>
+      </w:r>
+      <w:proofErr w:type="spellStart"/>
+      <w:r>
+        <w:t>Json</w:t>
+      </w:r>
+      <w:proofErr w:type="spellEnd"/>
+      <w:r>
+        <w:t xml:space="preserve"> para consulta através de requisições HTTP.</w:t>
       </w:r>
     </w:p>
     <w:p>
@@ -5709,7 +5918,7 @@
       <w:bookmarkStart w:id="43" w:name="_Ref125306916"/>
       <w:bookmarkStart w:id="44" w:name="_Toc125374514"/>
       <w:bookmarkStart w:id="45" w:name="_Toc156754362"/>
-      <w:bookmarkStart w:id="46" w:name="_Toc72837492"/>
+      <w:bookmarkStart w:id="46" w:name="_Toc72838319"/>
       <w:r>
         <w:t>FERRAMENTAS PARA GOVERNANÇA DE DADOS</w:t>
       </w:r>
@@ -5851,7 +6060,7 @@
       <w:r>
         <w:t xml:space="preserve"> </w:t>
       </w:r>
-      <w:bookmarkStart w:id="47" w:name="_Toc72837493"/>
+      <w:bookmarkStart w:id="47" w:name="_Toc72838320"/>
       <w:r>
         <w:t>O que são ferramentas de Qualidade de Dados?</w:t>
       </w:r>
@@ -5889,7 +6098,15 @@
         <w:t xml:space="preserve"> e </w:t>
       </w:r>
       <w:r>
-        <w:t>também nos baseamos no “Quadrante Mágico de Gartner de Qualidade de Dados” de março de 2019</w:t>
+        <w:t xml:space="preserve">também nos baseamos no “Quadrante Mágico de </w:t>
+      </w:r>
+      <w:proofErr w:type="spellStart"/>
+      <w:r>
+        <w:t>Gartner</w:t>
+      </w:r>
+      <w:proofErr w:type="spellEnd"/>
+      <w:r>
+        <w:t xml:space="preserve"> de Qualidade de Dados” de março de 2019</w:t>
       </w:r>
       <w:r>
         <w:t>, com isso,</w:t>
@@ -5916,7 +6133,15 @@
         </w:numPr>
       </w:pPr>
       <w:r>
-        <w:t xml:space="preserve">IBM BigQuality </w:t>
+        <w:t xml:space="preserve">IBM </w:t>
+      </w:r>
+      <w:proofErr w:type="spellStart"/>
+      <w:r>
+        <w:t>BigQuality</w:t>
+      </w:r>
+      <w:proofErr w:type="spellEnd"/>
+      <w:r>
+        <w:t xml:space="preserve"> </w:t>
       </w:r>
       <w:r>
         <w:t>–</w:t>
@@ -5936,15 +6161,33 @@
           <w:numId w:val="15"/>
         </w:numPr>
       </w:pPr>
-      <w:r>
-        <w:t xml:space="preserve">Informatica Data Quality </w:t>
+      <w:proofErr w:type="spellStart"/>
+      <w:r>
+        <w:t>Informatica</w:t>
+      </w:r>
+      <w:proofErr w:type="spellEnd"/>
+      <w:r>
+        <w:t xml:space="preserve"> Data </w:t>
+      </w:r>
+      <w:proofErr w:type="spellStart"/>
+      <w:r>
+        <w:t>Quality</w:t>
+      </w:r>
+      <w:proofErr w:type="spellEnd"/>
+      <w:r>
+        <w:t xml:space="preserve"> </w:t>
       </w:r>
       <w:r>
         <w:t>–</w:t>
       </w:r>
       <w:r>
-        <w:t xml:space="preserve"> Informatica</w:t>
-      </w:r>
+        <w:t xml:space="preserve"> </w:t>
+      </w:r>
+      <w:proofErr w:type="spellStart"/>
+      <w:r>
+        <w:t>Informatica</w:t>
+      </w:r>
+      <w:proofErr w:type="spellEnd"/>
       <w:r>
         <w:t>;</w:t>
       </w:r>
@@ -5957,8 +6200,21 @@
           <w:numId w:val="15"/>
         </w:numPr>
       </w:pPr>
-      <w:r>
-        <w:t>Enlighten – Innovative Systems</w:t>
+      <w:proofErr w:type="spellStart"/>
+      <w:r>
+        <w:t>Enlighten</w:t>
+      </w:r>
+      <w:proofErr w:type="spellEnd"/>
+      <w:r>
+        <w:t xml:space="preserve"> – </w:t>
+      </w:r>
+      <w:proofErr w:type="spellStart"/>
+      <w:r>
+        <w:t>Innovative</w:t>
+      </w:r>
+      <w:proofErr w:type="spellEnd"/>
+      <w:r>
+        <w:t xml:space="preserve"> Systems</w:t>
       </w:r>
       <w:r>
         <w:t>,</w:t>
@@ -6093,7 +6349,7 @@
       <w:pPr>
         <w:pStyle w:val="Ttulo3"/>
       </w:pPr>
-      <w:bookmarkStart w:id="48" w:name="_Toc72837494"/>
+      <w:bookmarkStart w:id="48" w:name="_Toc72838321"/>
       <w:r>
         <w:t>Perfil de dados</w:t>
       </w:r>
@@ -6130,7 +6386,15 @@
         <w:tab/>
       </w:r>
       <w:r>
-        <w:t>O sistema IBM BigQuality, de acordo com o site, disponibiliza a criação de um conjunto de recursos de criação de perfil de dados, porém, não encontr</w:t>
+        <w:t xml:space="preserve">O sistema IBM </w:t>
+      </w:r>
+      <w:proofErr w:type="spellStart"/>
+      <w:r>
+        <w:t>BigQuality</w:t>
+      </w:r>
+      <w:proofErr w:type="spellEnd"/>
+      <w:r>
+        <w:t>, de acordo com o site, disponibiliza a criação de um conjunto de recursos de criação de perfil de dados, porém, não encontr</w:t>
       </w:r>
       <w:r>
         <w:t>amos</w:t>
@@ -6144,7 +6408,23 @@
         <w:tab/>
       </w:r>
       <w:r>
-        <w:t>Já o sistema Informatica Data Quality, não tem de forma clara no site a elaboração do perfil, porém, em sua documentação há de forma extremamente disponível como elaborar a criação deste perfil.</w:t>
+        <w:t xml:space="preserve">Já o sistema </w:t>
+      </w:r>
+      <w:proofErr w:type="spellStart"/>
+      <w:r>
+        <w:t>Informatica</w:t>
+      </w:r>
+      <w:proofErr w:type="spellEnd"/>
+      <w:r>
+        <w:t xml:space="preserve"> Data </w:t>
+      </w:r>
+      <w:proofErr w:type="spellStart"/>
+      <w:r>
+        <w:t>Quality</w:t>
+      </w:r>
+      <w:proofErr w:type="spellEnd"/>
+      <w:r>
+        <w:t>, não tem de forma clara no site a elaboração do perfil, porém, em sua documentação há de forma extremamente disponível como elaborar a criação deste perfil.</w:t>
       </w:r>
     </w:p>
     <w:p>
@@ -6152,7 +6432,31 @@
         <w:tab/>
       </w:r>
       <w:r>
-        <w:t xml:space="preserve">Por fim, o sistema Enlighten, da empresa Innovative Sytems, também disponibiliza a </w:t>
+        <w:t xml:space="preserve">Por fim, o sistema </w:t>
+      </w:r>
+      <w:proofErr w:type="spellStart"/>
+      <w:r>
+        <w:t>Enlighten</w:t>
+      </w:r>
+      <w:proofErr w:type="spellEnd"/>
+      <w:r>
+        <w:t xml:space="preserve">, da empresa </w:t>
+      </w:r>
+      <w:proofErr w:type="spellStart"/>
+      <w:r>
+        <w:t>Innovative</w:t>
+      </w:r>
+      <w:proofErr w:type="spellEnd"/>
+      <w:r>
+        <w:t xml:space="preserve"> </w:t>
+      </w:r>
+      <w:proofErr w:type="spellStart"/>
+      <w:r>
+        <w:t>Sytems</w:t>
+      </w:r>
+      <w:proofErr w:type="spellEnd"/>
+      <w:r>
+        <w:t xml:space="preserve">, também disponibiliza a </w:t>
       </w:r>
       <w:r>
         <w:t xml:space="preserve">possibilidade </w:t>
@@ -6184,7 +6488,31 @@
         <w:tab/>
       </w:r>
       <w:r>
-        <w:t>Com as informações levantadas, decidimos que dentre os sistemas citados, o Informatica Data Quality e o Enlighten, são ótimos softwares para levantar o Perfil de dados de um negócio</w:t>
+        <w:t xml:space="preserve">Com as informações levantadas, decidimos que dentre os sistemas citados, o </w:t>
+      </w:r>
+      <w:proofErr w:type="spellStart"/>
+      <w:r>
+        <w:t>Informatica</w:t>
+      </w:r>
+      <w:proofErr w:type="spellEnd"/>
+      <w:r>
+        <w:t xml:space="preserve"> Data </w:t>
+      </w:r>
+      <w:proofErr w:type="spellStart"/>
+      <w:r>
+        <w:t>Quality</w:t>
+      </w:r>
+      <w:proofErr w:type="spellEnd"/>
+      <w:r>
+        <w:t xml:space="preserve"> e o </w:t>
+      </w:r>
+      <w:proofErr w:type="spellStart"/>
+      <w:r>
+        <w:t>Enlighten</w:t>
+      </w:r>
+      <w:proofErr w:type="spellEnd"/>
+      <w:r>
+        <w:t>, são ótimos softwares para levantar o Perfil de dados de um negócio</w:t>
       </w:r>
       <w:r>
         <w:t>.</w:t>
@@ -6194,7 +6522,7 @@
       <w:pPr>
         <w:pStyle w:val="Ttulo3"/>
       </w:pPr>
-      <w:bookmarkStart w:id="49" w:name="_Toc72837495"/>
+      <w:bookmarkStart w:id="49" w:name="_Toc72838322"/>
       <w:r>
         <w:t>Integração com outros sistemas</w:t>
       </w:r>
@@ -6253,7 +6581,35 @@
         <w:rPr>
           <w:rFonts w:cs="Arial"/>
         </w:rPr>
-        <w:t xml:space="preserve">O IBM BigQuality contém uma área bem específica e destinada a conexão ao Hadoop, aliás, em seu site é uma das características mais destacadas para a utilização </w:t>
+        <w:t xml:space="preserve">O IBM </w:t>
+      </w:r>
+      <w:proofErr w:type="spellStart"/>
+      <w:r>
+        <w:rPr>
+          <w:rFonts w:cs="Arial"/>
+        </w:rPr>
+        <w:t>BigQuality</w:t>
+      </w:r>
+      <w:proofErr w:type="spellEnd"/>
+      <w:r>
+        <w:rPr>
+          <w:rFonts w:cs="Arial"/>
+        </w:rPr>
+        <w:t xml:space="preserve"> contém uma área bem específica e destinada a conexão ao </w:t>
+      </w:r>
+      <w:proofErr w:type="spellStart"/>
+      <w:r>
+        <w:rPr>
+          <w:rFonts w:cs="Arial"/>
+        </w:rPr>
+        <w:t>Hadoop</w:t>
+      </w:r>
+      <w:proofErr w:type="spellEnd"/>
+      <w:r>
+        <w:rPr>
+          <w:rFonts w:cs="Arial"/>
+        </w:rPr>
+        <w:t xml:space="preserve">, aliás, em seu site é uma das características mais destacadas para a utilização </w:t>
       </w:r>
       <w:r>
         <w:rPr>
@@ -6265,7 +6621,21 @@
         <w:rPr>
           <w:rFonts w:cs="Arial"/>
         </w:rPr>
-        <w:t xml:space="preserve"> ferramenta, levando em conta que o software Hadoop está em alta no mercado de processamento de grandes volumes de dados.</w:t>
+        <w:t xml:space="preserve"> ferramenta, levando em conta que o software </w:t>
+      </w:r>
+      <w:proofErr w:type="spellStart"/>
+      <w:r>
+        <w:rPr>
+          <w:rFonts w:cs="Arial"/>
+        </w:rPr>
+        <w:t>Hadoop</w:t>
+      </w:r>
+      <w:proofErr w:type="spellEnd"/>
+      <w:r>
+        <w:rPr>
+          <w:rFonts w:cs="Arial"/>
+        </w:rPr>
+        <w:t xml:space="preserve"> está em alta no mercado de processamento de grandes volumes de dados.</w:t>
       </w:r>
     </w:p>
     <w:p>
@@ -6284,7 +6654,49 @@
         <w:rPr>
           <w:rFonts w:cs="Arial"/>
         </w:rPr>
-        <w:t>Já o Informatica Data Quality se importa com as conexões de infraestruturas em nuvem como o Microsoft Azure e o AWS (Amaxon Web Services), lembrando que estas duas estruturas proporcionam uma robustez maior para o controle de suas informações, sendo que ambas as empresas contam com diversos datacenters espalhados pelo mundo.</w:t>
+        <w:t xml:space="preserve">Já o </w:t>
+      </w:r>
+      <w:proofErr w:type="spellStart"/>
+      <w:r>
+        <w:rPr>
+          <w:rFonts w:cs="Arial"/>
+        </w:rPr>
+        <w:t>Informatica</w:t>
+      </w:r>
+      <w:proofErr w:type="spellEnd"/>
+      <w:r>
+        <w:rPr>
+          <w:rFonts w:cs="Arial"/>
+        </w:rPr>
+        <w:t xml:space="preserve"> Data </w:t>
+      </w:r>
+      <w:proofErr w:type="spellStart"/>
+      <w:r>
+        <w:rPr>
+          <w:rFonts w:cs="Arial"/>
+        </w:rPr>
+        <w:t>Quality</w:t>
+      </w:r>
+      <w:proofErr w:type="spellEnd"/>
+      <w:r>
+        <w:rPr>
+          <w:rFonts w:cs="Arial"/>
+        </w:rPr>
+        <w:t xml:space="preserve"> se importa com as conexões de infraestruturas em nuvem como o Microsoft Azure e o AWS (</w:t>
+      </w:r>
+      <w:proofErr w:type="spellStart"/>
+      <w:r>
+        <w:rPr>
+          <w:rFonts w:cs="Arial"/>
+        </w:rPr>
+        <w:t>Amaxon</w:t>
+      </w:r>
+      <w:proofErr w:type="spellEnd"/>
+      <w:r>
+        <w:rPr>
+          <w:rFonts w:cs="Arial"/>
+        </w:rPr>
+        <w:t xml:space="preserve"> Web Services), lembrando que estas duas estruturas proporcionam uma robustez maior para o controle de suas informações, sendo que ambas as empresas contam com diversos datacenters espalhados pelo mundo.</w:t>
       </w:r>
     </w:p>
     <w:p>
@@ -6303,7 +6715,49 @@
         <w:rPr>
           <w:rFonts w:cs="Arial"/>
         </w:rPr>
-        <w:t>E então o Enlighten, ferramenta da empresa Innovative Systems, não sinaliza um software específico para conexão, na realidade listam de forma genérica a possibilidade de integração com sistemas ERP, Warehouses entre outros.</w:t>
+        <w:t xml:space="preserve">E então o </w:t>
+      </w:r>
+      <w:proofErr w:type="spellStart"/>
+      <w:r>
+        <w:rPr>
+          <w:rFonts w:cs="Arial"/>
+        </w:rPr>
+        <w:t>Enlighten</w:t>
+      </w:r>
+      <w:proofErr w:type="spellEnd"/>
+      <w:r>
+        <w:rPr>
+          <w:rFonts w:cs="Arial"/>
+        </w:rPr>
+        <w:t xml:space="preserve">, ferramenta da empresa </w:t>
+      </w:r>
+      <w:proofErr w:type="spellStart"/>
+      <w:r>
+        <w:rPr>
+          <w:rFonts w:cs="Arial"/>
+        </w:rPr>
+        <w:t>Innovative</w:t>
+      </w:r>
+      <w:proofErr w:type="spellEnd"/>
+      <w:r>
+        <w:rPr>
+          <w:rFonts w:cs="Arial"/>
+        </w:rPr>
+        <w:t xml:space="preserve"> Systems, não sinaliza um software específico para conexão, na realidade listam de forma genérica a possibilidade de integração com sistemas ERP, </w:t>
+      </w:r>
+      <w:proofErr w:type="spellStart"/>
+      <w:r>
+        <w:rPr>
+          <w:rFonts w:cs="Arial"/>
+        </w:rPr>
+        <w:t>Warehouses</w:t>
+      </w:r>
+      <w:proofErr w:type="spellEnd"/>
+      <w:r>
+        <w:rPr>
+          <w:rFonts w:cs="Arial"/>
+        </w:rPr>
+        <w:t xml:space="preserve"> entre outros.</w:t>
       </w:r>
     </w:p>
     <w:p>
@@ -6317,7 +6771,49 @@
         <w:rPr>
           <w:rFonts w:cs="Arial"/>
         </w:rPr>
-        <w:t>Realizando uma comparação básica, o grupo decidiu que as melhores ferramentas para uma integração fácil com outros sistemas, seriam o IBM BigQuality e o Informatica Data Quality, pelo fato que deixam de forma bem clar</w:t>
+        <w:t xml:space="preserve">Realizando uma comparação básica, o grupo decidiu que as melhores ferramentas para uma integração fácil com outros sistemas, seriam o IBM </w:t>
+      </w:r>
+      <w:proofErr w:type="spellStart"/>
+      <w:r>
+        <w:rPr>
+          <w:rFonts w:cs="Arial"/>
+        </w:rPr>
+        <w:t>BigQuality</w:t>
+      </w:r>
+      <w:proofErr w:type="spellEnd"/>
+      <w:r>
+        <w:rPr>
+          <w:rFonts w:cs="Arial"/>
+        </w:rPr>
+        <w:t xml:space="preserve"> e o </w:t>
+      </w:r>
+      <w:proofErr w:type="spellStart"/>
+      <w:r>
+        <w:rPr>
+          <w:rFonts w:cs="Arial"/>
+        </w:rPr>
+        <w:t>Informatica</w:t>
+      </w:r>
+      <w:proofErr w:type="spellEnd"/>
+      <w:r>
+        <w:rPr>
+          <w:rFonts w:cs="Arial"/>
+        </w:rPr>
+        <w:t xml:space="preserve"> Data </w:t>
+      </w:r>
+      <w:proofErr w:type="spellStart"/>
+      <w:r>
+        <w:rPr>
+          <w:rFonts w:cs="Arial"/>
+        </w:rPr>
+        <w:t>Quality</w:t>
+      </w:r>
+      <w:proofErr w:type="spellEnd"/>
+      <w:r>
+        <w:rPr>
+          <w:rFonts w:cs="Arial"/>
+        </w:rPr>
+        <w:t>, pelo fato que deixam de forma bem clar</w:t>
       </w:r>
       <w:r>
         <w:rPr>
@@ -6351,7 +6847,7 @@
       <w:r>
         <w:tab/>
       </w:r>
-      <w:bookmarkStart w:id="50" w:name="_Toc72837496"/>
+      <w:bookmarkStart w:id="50" w:name="_Toc72838323"/>
       <w:r>
         <w:t>Suporte</w:t>
       </w:r>
@@ -6382,7 +6878,31 @@
         <w:tab/>
       </w:r>
       <w:r>
-        <w:t>A empresa Informatica contém uma base fortificada de suporte, contendo não apenas um fórum, mas também constroem grupos de usuários e marcam encontros para sanar dúvidas de suas respectivas ferramentas como o Informatica Data Quality.</w:t>
+        <w:t xml:space="preserve">A empresa </w:t>
+      </w:r>
+      <w:proofErr w:type="spellStart"/>
+      <w:r>
+        <w:t>Informatica</w:t>
+      </w:r>
+      <w:proofErr w:type="spellEnd"/>
+      <w:r>
+        <w:t xml:space="preserve"> contém uma base fortificada de suporte, contendo não apenas um fórum, mas também constroem grupos de usuários e marcam encontros para sanar dúvidas de suas respectivas ferramentas como o </w:t>
+      </w:r>
+      <w:proofErr w:type="spellStart"/>
+      <w:r>
+        <w:t>Informatica</w:t>
+      </w:r>
+      <w:proofErr w:type="spellEnd"/>
+      <w:r>
+        <w:t xml:space="preserve"> Data </w:t>
+      </w:r>
+      <w:proofErr w:type="spellStart"/>
+      <w:r>
+        <w:t>Quality</w:t>
+      </w:r>
+      <w:proofErr w:type="spellEnd"/>
+      <w:r>
+        <w:t>.</w:t>
       </w:r>
     </w:p>
     <w:p>
@@ -6396,7 +6916,15 @@
         <w:t>,</w:t>
       </w:r>
       <w:r>
-        <w:t xml:space="preserve"> também conta com uma base forte de suporte, onde existem alas de “Registro de Caso”, ou seja, caso ocorra algum problema em uma das ferramentas como o IBM Big Quality.</w:t>
+        <w:t xml:space="preserve"> também conta com uma base forte de suporte, onde existem alas de “Registro de Caso”, ou seja, caso ocorra algum problema em uma das ferramentas como o IBM Big </w:t>
+      </w:r>
+      <w:proofErr w:type="spellStart"/>
+      <w:r>
+        <w:t>Quality</w:t>
+      </w:r>
+      <w:proofErr w:type="spellEnd"/>
+      <w:r>
+        <w:t>.</w:t>
       </w:r>
     </w:p>
     <w:p>
@@ -6404,7 +6932,15 @@
         <w:tab/>
       </w:r>
       <w:r>
-        <w:t xml:space="preserve">Já a Innovative System deixou a desejar na disponibilização do suporte, tivemos que garimpar no google para localizar a base de suporte, também as informações e acesso a sua comunidade necessitam de uma credencial, dificultando o acesso </w:t>
+        <w:t xml:space="preserve">Já a </w:t>
+      </w:r>
+      <w:proofErr w:type="spellStart"/>
+      <w:r>
+        <w:t>Innovative</w:t>
+      </w:r>
+      <w:proofErr w:type="spellEnd"/>
+      <w:r>
+        <w:t xml:space="preserve"> System deixou a desejar na disponibilização do suporte, tivemos que garimpar no google para localizar a base de suporte, também as informações e acesso a sua comunidade necessitam de uma credencial, dificultando o acesso </w:t>
       </w:r>
       <w:r>
         <w:t>do</w:t>
@@ -6424,14 +6960,38 @@
         <w:tab/>
       </w:r>
       <w:r>
-        <w:t>Sendo assim, as ferramentas IBM BigQuality e Informatica Data Quality, são os softwares que contém com um suporte mais consolidado para auxiliar o usuário.</w:t>
+        <w:t xml:space="preserve">Sendo assim, as ferramentas IBM </w:t>
+      </w:r>
+      <w:proofErr w:type="spellStart"/>
+      <w:r>
+        <w:t>BigQuality</w:t>
+      </w:r>
+      <w:proofErr w:type="spellEnd"/>
+      <w:r>
+        <w:t xml:space="preserve"> e </w:t>
+      </w:r>
+      <w:proofErr w:type="spellStart"/>
+      <w:r>
+        <w:t>Informatica</w:t>
+      </w:r>
+      <w:proofErr w:type="spellEnd"/>
+      <w:r>
+        <w:t xml:space="preserve"> Data </w:t>
+      </w:r>
+      <w:proofErr w:type="spellStart"/>
+      <w:r>
+        <w:t>Quality</w:t>
+      </w:r>
+      <w:proofErr w:type="spellEnd"/>
+      <w:r>
+        <w:t>, são os softwares que contém com um suporte mais consolidado para auxiliar o usuário.</w:t>
       </w:r>
     </w:p>
     <w:p>
       <w:pPr>
         <w:pStyle w:val="Ttulo3"/>
       </w:pPr>
-      <w:bookmarkStart w:id="51" w:name="_Toc72837497"/>
+      <w:bookmarkStart w:id="51" w:name="_Toc72838324"/>
       <w:r>
         <w:t>Documentação</w:t>
       </w:r>
@@ -6450,7 +7010,15 @@
         <w:tab/>
       </w:r>
       <w:r>
-        <w:t>A IBM e a Informatica, ambas empresas contém uma documentação altamente disponível para a consulta e extremamente clara de entendimento e leitura, havendo apenas a necessidade de criar um usuário em suas bases, com isso, o responsável pela governança de dados tem apenas acesso a documentação de seus respectivos softwares de qualidade de dados</w:t>
+        <w:t xml:space="preserve">A IBM e a </w:t>
+      </w:r>
+      <w:proofErr w:type="spellStart"/>
+      <w:r>
+        <w:t>Informatica</w:t>
+      </w:r>
+      <w:proofErr w:type="spellEnd"/>
+      <w:r>
+        <w:t>, ambas empresas contém uma documentação altamente disponível para a consulta e extremamente clara de entendimento e leitura, havendo apenas a necessidade de criar um usuário em suas bases, com isso, o responsável pela governança de dados tem apenas acesso a documentação de seus respectivos softwares de qualidade de dados</w:t>
       </w:r>
       <w:r>
         <w:t xml:space="preserve"> e </w:t>
@@ -6464,13 +7032,29 @@
         <w:tab/>
       </w:r>
       <w:r>
-        <w:t xml:space="preserve">Já a empresa Innovative System, </w:t>
+        <w:t xml:space="preserve">Já a empresa </w:t>
+      </w:r>
+      <w:proofErr w:type="spellStart"/>
+      <w:r>
+        <w:t>Innovative</w:t>
+      </w:r>
+      <w:proofErr w:type="spellEnd"/>
+      <w:r>
+        <w:t xml:space="preserve"> System, </w:t>
       </w:r>
       <w:r>
         <w:t>tivemos dificuldade a</w:t>
       </w:r>
       <w:r>
-        <w:t>o acesso a documentação do Enlighten e de outros softwares, não havendo nem a possibilidade de criar uma credencial na base de documentação, esta credencial deve ser solicitada via e-mail para o suporte. Com este empecilho, ainda não conseguimos ler, analisar e tirar conclusões dos documentos.</w:t>
+        <w:t xml:space="preserve">o acesso a documentação do </w:t>
+      </w:r>
+      <w:proofErr w:type="spellStart"/>
+      <w:r>
+        <w:t>Enlighten</w:t>
+      </w:r>
+      <w:proofErr w:type="spellEnd"/>
+      <w:r>
+        <w:t xml:space="preserve"> e de outros softwares, não havendo nem a possibilidade de criar uma credencial na base de documentação, esta credencial deve ser solicitada via e-mail para o suporte. Com este empecilho, ainda não conseguimos ler, analisar e tirar conclusões dos documentos.</w:t>
       </w:r>
     </w:p>
     <w:p>
@@ -6498,7 +7082,31 @@
         <w:tab/>
       </w:r>
       <w:r>
-        <w:t>Com todos os pontos alinhados, entendemos que os sistemas IBM BigQuality e Informatica Data Quality consistem com a disponibilidade de ótimas documentações.</w:t>
+        <w:t xml:space="preserve">Com todos os pontos alinhados, entendemos que os sistemas IBM </w:t>
+      </w:r>
+      <w:proofErr w:type="spellStart"/>
+      <w:r>
+        <w:t>BigQuality</w:t>
+      </w:r>
+      <w:proofErr w:type="spellEnd"/>
+      <w:r>
+        <w:t xml:space="preserve"> e </w:t>
+      </w:r>
+      <w:proofErr w:type="spellStart"/>
+      <w:r>
+        <w:t>Informatica</w:t>
+      </w:r>
+      <w:proofErr w:type="spellEnd"/>
+      <w:r>
+        <w:t xml:space="preserve"> Data </w:t>
+      </w:r>
+      <w:proofErr w:type="spellStart"/>
+      <w:r>
+        <w:t>Quality</w:t>
+      </w:r>
+      <w:proofErr w:type="spellEnd"/>
+      <w:r>
+        <w:t xml:space="preserve"> consistem com a disponibilidade de ótimas documentações.</w:t>
       </w:r>
     </w:p>
     <w:p>
@@ -6508,7 +7116,7 @@
       <w:r>
         <w:t xml:space="preserve"> </w:t>
       </w:r>
-      <w:bookmarkStart w:id="52" w:name="_Toc72837498"/>
+      <w:bookmarkStart w:id="52" w:name="_Toc72838325"/>
       <w:r>
         <w:t>O que são ferramentas de Metadata Management Solution</w:t>
       </w:r>
@@ -6519,7 +7127,23 @@
         <w:tab/>
       </w:r>
       <w:r>
-        <w:t>As ferramentas de Metadata Management Solution contam com o objetivo de catalogar os dados, facilitando seu mapeamento e a busca</w:t>
+        <w:t xml:space="preserve">As ferramentas de </w:t>
+      </w:r>
+      <w:proofErr w:type="spellStart"/>
+      <w:r>
+        <w:t>Metadata</w:t>
+      </w:r>
+      <w:proofErr w:type="spellEnd"/>
+      <w:r>
+        <w:t xml:space="preserve"> Management </w:t>
+      </w:r>
+      <w:proofErr w:type="spellStart"/>
+      <w:r>
+        <w:t>Solution</w:t>
+      </w:r>
+      <w:proofErr w:type="spellEnd"/>
+      <w:r>
+        <w:t xml:space="preserve"> contam com o objetivo de catalogar os dados, facilitando seu mapeamento e a busca</w:t>
       </w:r>
       <w:r>
         <w:t xml:space="preserve"> das informações</w:t>
@@ -6531,7 +7155,15 @@
         <w:t>ção</w:t>
       </w:r>
       <w:r>
-        <w:t>, a partir do “Quadrante Mágico MMS Gartner”, sendo elas:</w:t>
+        <w:t xml:space="preserve">, a partir do “Quadrante Mágico MMS </w:t>
+      </w:r>
+      <w:proofErr w:type="spellStart"/>
+      <w:r>
+        <w:t>Gartner</w:t>
+      </w:r>
+      <w:proofErr w:type="spellEnd"/>
+      <w:r>
+        <w:t>”, sendo elas:</w:t>
       </w:r>
     </w:p>
     <w:p>
@@ -6598,8 +7230,30 @@
         <w:rPr>
           <w:rFonts w:cs="Arial"/>
         </w:rPr>
-        <w:t>Enterprise Data Catalog – Informatica</w:t>
-      </w:r>
+        <w:t xml:space="preserve">Enterprise Data </w:t>
+      </w:r>
+      <w:proofErr w:type="spellStart"/>
+      <w:r>
+        <w:rPr>
+          <w:rFonts w:cs="Arial"/>
+        </w:rPr>
+        <w:t>Catalog</w:t>
+      </w:r>
+      <w:proofErr w:type="spellEnd"/>
+      <w:r>
+        <w:rPr>
+          <w:rFonts w:cs="Arial"/>
+        </w:rPr>
+        <w:t xml:space="preserve"> – </w:t>
+      </w:r>
+      <w:proofErr w:type="spellStart"/>
+      <w:r>
+        <w:rPr>
+          <w:rFonts w:cs="Arial"/>
+        </w:rPr>
+        <w:t>Informatica</w:t>
+      </w:r>
+      <w:proofErr w:type="spellEnd"/>
       <w:r>
         <w:rPr>
           <w:rFonts w:cs="Arial"/>
@@ -6622,12 +7276,28 @@
           <w:rFonts w:cs="Arial"/>
         </w:rPr>
       </w:pPr>
-      <w:r>
-        <w:rPr>
-          <w:rFonts w:cs="Arial"/>
-        </w:rPr>
-        <w:t>Collibra Data Catalog</w:t>
-      </w:r>
+      <w:proofErr w:type="spellStart"/>
+      <w:r>
+        <w:rPr>
+          <w:rFonts w:cs="Arial"/>
+        </w:rPr>
+        <w:t>Collibra</w:t>
+      </w:r>
+      <w:proofErr w:type="spellEnd"/>
+      <w:r>
+        <w:rPr>
+          <w:rFonts w:cs="Arial"/>
+        </w:rPr>
+        <w:t xml:space="preserve"> Data </w:t>
+      </w:r>
+      <w:proofErr w:type="spellStart"/>
+      <w:r>
+        <w:rPr>
+          <w:rFonts w:cs="Arial"/>
+        </w:rPr>
+        <w:t>Catalog</w:t>
+      </w:r>
+      <w:proofErr w:type="spellEnd"/>
       <w:r>
         <w:rPr>
           <w:rFonts w:cs="Arial"/>
@@ -6737,7 +7407,7 @@
         <w:pStyle w:val="Ttulo3"/>
         <w:spacing w:line="360" w:lineRule="auto"/>
       </w:pPr>
-      <w:bookmarkStart w:id="53" w:name="_Toc72837499"/>
+      <w:bookmarkStart w:id="53" w:name="_Toc72838326"/>
       <w:r>
         <w:t>Suporte</w:t>
       </w:r>
@@ -6748,7 +7418,15 @@
         <w:tab/>
       </w:r>
       <w:r>
-        <w:t>O suporte da IBM e da Informatica, como comentado em itens acima, não mudam para esta ferramenta, eles apoiam muito o usuário, não só com o atendimento, mas também com eventos, geração de comunidade, entre outros aspectos que facilitam a implementação desta ferramenta.</w:t>
+        <w:t xml:space="preserve">O suporte da IBM e da </w:t>
+      </w:r>
+      <w:proofErr w:type="spellStart"/>
+      <w:r>
+        <w:t>Informatica</w:t>
+      </w:r>
+      <w:proofErr w:type="spellEnd"/>
+      <w:r>
+        <w:t>, como comentado em itens acima, não mudam para esta ferramenta, eles apoiam muito o usuário, não só com o atendimento, mas também com eventos, geração de comunidade, entre outros aspectos que facilitam a implementação desta ferramenta.</w:t>
       </w:r>
     </w:p>
     <w:p>
@@ -6756,7 +7434,15 @@
         <w:tab/>
       </w:r>
       <w:r>
-        <w:t>Já com o Collibra, o grupo foi surpreendido de modo positivo, o acesso a base de suporte da empresa é extremamente fácil e didático, permitindo criar tíquetes para tirar suas respectivas dúvidas.</w:t>
+        <w:t xml:space="preserve">Já com o </w:t>
+      </w:r>
+      <w:proofErr w:type="spellStart"/>
+      <w:r>
+        <w:t>Collibra</w:t>
+      </w:r>
+      <w:proofErr w:type="spellEnd"/>
+      <w:r>
+        <w:t>, o grupo foi surpreendido de modo positivo, o acesso a base de suporte da empresa é extremamente fácil e didático, permitindo criar tíquetes para tirar suas respectivas dúvidas.</w:t>
       </w:r>
     </w:p>
     <w:p>
@@ -6764,7 +7450,23 @@
         <w:tab/>
       </w:r>
       <w:r>
-        <w:t>Com os pontos apresentados acima, definimos que o Collibra e a Informatica contêm ótimas bases de suporte para auxiliar o usuário em suas respectivas dúvidas e ferramentas.</w:t>
+        <w:t xml:space="preserve">Com os pontos apresentados acima, definimos que o </w:t>
+      </w:r>
+      <w:proofErr w:type="spellStart"/>
+      <w:r>
+        <w:t>Collibra</w:t>
+      </w:r>
+      <w:proofErr w:type="spellEnd"/>
+      <w:r>
+        <w:t xml:space="preserve"> e a </w:t>
+      </w:r>
+      <w:proofErr w:type="spellStart"/>
+      <w:r>
+        <w:t>Informatica</w:t>
+      </w:r>
+      <w:proofErr w:type="spellEnd"/>
+      <w:r>
+        <w:t xml:space="preserve"> contêm ótimas bases de suporte para auxiliar o usuário em suas respectivas dúvidas e ferramentas.</w:t>
       </w:r>
     </w:p>
     <w:p>
@@ -6772,7 +7474,7 @@
         <w:pStyle w:val="Ttulo3"/>
         <w:spacing w:line="360" w:lineRule="auto"/>
       </w:pPr>
-      <w:bookmarkStart w:id="54" w:name="_Toc72837500"/>
+      <w:bookmarkStart w:id="54" w:name="_Toc72838327"/>
       <w:r>
         <w:t>Documentação</w:t>
       </w:r>
@@ -6794,7 +7496,21 @@
         <w:rPr>
           <w:rFonts w:cs="Arial"/>
         </w:rPr>
-        <w:t>A IBM e a Informatica, já comentados em outros tópicos, contam com uma ótima base de documentação, extremamente clara e de fácil de aceso, porém, surgindo alguns entraves que boa parte da documentação pode ser encontrada em inglês.</w:t>
+        <w:t xml:space="preserve">A IBM e a </w:t>
+      </w:r>
+      <w:proofErr w:type="spellStart"/>
+      <w:r>
+        <w:rPr>
+          <w:rFonts w:cs="Arial"/>
+        </w:rPr>
+        <w:t>Informatica</w:t>
+      </w:r>
+      <w:proofErr w:type="spellEnd"/>
+      <w:r>
+        <w:rPr>
+          <w:rFonts w:cs="Arial"/>
+        </w:rPr>
+        <w:t>, já comentados em outros tópicos, contam com uma ótima base de documentação, extremamente clara e de fácil de aceso, porém, surgindo alguns entraves que boa parte da documentação pode ser encontrada em inglês.</w:t>
       </w:r>
     </w:p>
     <w:p>
@@ -6813,7 +7529,77 @@
         <w:rPr>
           <w:rFonts w:cs="Arial"/>
         </w:rPr>
-        <w:t>Já a empresa Collibra conta com uma base chamada “Collibra University”, onde, além de ser encontrada a documentação, também constam vídeo aula de como realizar algumas etapas de categorização automaticamente com o “Collibra Data Catalog”, porém, todos os vídeos e documentações, estão em inglês, podendo ser um problema para algumas empresas no Brasil.</w:t>
+        <w:t xml:space="preserve">Já a empresa </w:t>
+      </w:r>
+      <w:proofErr w:type="spellStart"/>
+      <w:r>
+        <w:rPr>
+          <w:rFonts w:cs="Arial"/>
+        </w:rPr>
+        <w:t>Collibra</w:t>
+      </w:r>
+      <w:proofErr w:type="spellEnd"/>
+      <w:r>
+        <w:rPr>
+          <w:rFonts w:cs="Arial"/>
+        </w:rPr>
+        <w:t xml:space="preserve"> conta com uma base chamada “</w:t>
+      </w:r>
+      <w:proofErr w:type="spellStart"/>
+      <w:r>
+        <w:rPr>
+          <w:rFonts w:cs="Arial"/>
+        </w:rPr>
+        <w:t>Collibra</w:t>
+      </w:r>
+      <w:proofErr w:type="spellEnd"/>
+      <w:r>
+        <w:rPr>
+          <w:rFonts w:cs="Arial"/>
+        </w:rPr>
+        <w:t xml:space="preserve"> </w:t>
+      </w:r>
+      <w:proofErr w:type="spellStart"/>
+      <w:r>
+        <w:rPr>
+          <w:rFonts w:cs="Arial"/>
+        </w:rPr>
+        <w:t>University</w:t>
+      </w:r>
+      <w:proofErr w:type="spellEnd"/>
+      <w:r>
+        <w:rPr>
+          <w:rFonts w:cs="Arial"/>
+        </w:rPr>
+        <w:t>”, onde, além de ser encontrada a documentação, também constam vídeo aula de como realizar algumas etapas de categorização automaticamente com o “</w:t>
+      </w:r>
+      <w:proofErr w:type="spellStart"/>
+      <w:r>
+        <w:rPr>
+          <w:rFonts w:cs="Arial"/>
+        </w:rPr>
+        <w:t>Collibra</w:t>
+      </w:r>
+      <w:proofErr w:type="spellEnd"/>
+      <w:r>
+        <w:rPr>
+          <w:rFonts w:cs="Arial"/>
+        </w:rPr>
+        <w:t xml:space="preserve"> Data </w:t>
+      </w:r>
+      <w:proofErr w:type="spellStart"/>
+      <w:r>
+        <w:rPr>
+          <w:rFonts w:cs="Arial"/>
+        </w:rPr>
+        <w:t>Catalog</w:t>
+      </w:r>
+      <w:proofErr w:type="spellEnd"/>
+      <w:r>
+        <w:rPr>
+          <w:rFonts w:cs="Arial"/>
+        </w:rPr>
+        <w:t>”, porém, todos os vídeos e documentações, estão em inglês, podendo ser um problema para algumas empresas no Brasil.</w:t>
       </w:r>
     </w:p>
     <w:p>
@@ -6844,7 +7630,35 @@
         <w:rPr>
           <w:rFonts w:cs="Arial"/>
         </w:rPr>
-        <w:t xml:space="preserve"> sinalizados acima, definimos que as melhores bases para documentação seriam a Informatica e a Collibra.</w:t>
+        <w:t xml:space="preserve"> sinalizados acima, definimos que as melhores bases para documentação seriam a </w:t>
+      </w:r>
+      <w:proofErr w:type="spellStart"/>
+      <w:r>
+        <w:rPr>
+          <w:rFonts w:cs="Arial"/>
+        </w:rPr>
+        <w:t>Informatica</w:t>
+      </w:r>
+      <w:proofErr w:type="spellEnd"/>
+      <w:r>
+        <w:rPr>
+          <w:rFonts w:cs="Arial"/>
+        </w:rPr>
+        <w:t xml:space="preserve"> e a </w:t>
+      </w:r>
+      <w:proofErr w:type="spellStart"/>
+      <w:r>
+        <w:rPr>
+          <w:rFonts w:cs="Arial"/>
+        </w:rPr>
+        <w:t>Collibra</w:t>
+      </w:r>
+      <w:proofErr w:type="spellEnd"/>
+      <w:r>
+        <w:rPr>
+          <w:rFonts w:cs="Arial"/>
+        </w:rPr>
+        <w:t>.</w:t>
       </w:r>
     </w:p>
     <w:p/>
@@ -6853,7 +7667,7 @@
         <w:pStyle w:val="Ttulo3"/>
         <w:spacing w:line="360" w:lineRule="auto"/>
       </w:pPr>
-      <w:bookmarkStart w:id="55" w:name="_Toc72837501"/>
+      <w:bookmarkStart w:id="55" w:name="_Toc72838328"/>
       <w:r>
         <w:t>Integração com outros sistemas</w:t>
       </w:r>
@@ -6875,7 +7689,21 @@
         <w:rPr>
           <w:rFonts w:cs="Arial"/>
         </w:rPr>
-        <w:t xml:space="preserve">Vamos começar comentando neste tópico o sobre as ferramentas fornecidas pela IBM e Informatica, </w:t>
+        <w:t xml:space="preserve">Vamos começar comentando neste tópico o sobre as ferramentas fornecidas pela IBM e </w:t>
+      </w:r>
+      <w:proofErr w:type="spellStart"/>
+      <w:r>
+        <w:rPr>
+          <w:rFonts w:cs="Arial"/>
+        </w:rPr>
+        <w:t>Informatica</w:t>
+      </w:r>
+      <w:proofErr w:type="spellEnd"/>
+      <w:r>
+        <w:rPr>
+          <w:rFonts w:cs="Arial"/>
+        </w:rPr>
+        <w:t xml:space="preserve">, </w:t>
       </w:r>
       <w:r>
         <w:rPr>
@@ -6918,7 +7746,77 @@
         <w:rPr>
           <w:rFonts w:cs="Arial"/>
         </w:rPr>
-        <w:t>Já o Enterpise Data Catalog da Collibra, conta com integrações destacadas ao Google Cloud, Amazon S3 e até mesmo com o Tableu, ferramentas muito usadas no mercado de trabalho e também muito destacadas no mundo de engenharia de dados.</w:t>
+        <w:t xml:space="preserve">Já o </w:t>
+      </w:r>
+      <w:proofErr w:type="spellStart"/>
+      <w:r>
+        <w:rPr>
+          <w:rFonts w:cs="Arial"/>
+        </w:rPr>
+        <w:t>Enterpise</w:t>
+      </w:r>
+      <w:proofErr w:type="spellEnd"/>
+      <w:r>
+        <w:rPr>
+          <w:rFonts w:cs="Arial"/>
+        </w:rPr>
+        <w:t xml:space="preserve"> Data </w:t>
+      </w:r>
+      <w:proofErr w:type="spellStart"/>
+      <w:r>
+        <w:rPr>
+          <w:rFonts w:cs="Arial"/>
+        </w:rPr>
+        <w:t>Catalog</w:t>
+      </w:r>
+      <w:proofErr w:type="spellEnd"/>
+      <w:r>
+        <w:rPr>
+          <w:rFonts w:cs="Arial"/>
+        </w:rPr>
+        <w:t xml:space="preserve"> da </w:t>
+      </w:r>
+      <w:proofErr w:type="spellStart"/>
+      <w:r>
+        <w:rPr>
+          <w:rFonts w:cs="Arial"/>
+        </w:rPr>
+        <w:t>Collibra</w:t>
+      </w:r>
+      <w:proofErr w:type="spellEnd"/>
+      <w:r>
+        <w:rPr>
+          <w:rFonts w:cs="Arial"/>
+        </w:rPr>
+        <w:t xml:space="preserve">, conta com integrações destacadas ao Google Cloud, </w:t>
+      </w:r>
+      <w:proofErr w:type="spellStart"/>
+      <w:r>
+        <w:rPr>
+          <w:rFonts w:cs="Arial"/>
+        </w:rPr>
+        <w:t>Amazon</w:t>
+      </w:r>
+      <w:proofErr w:type="spellEnd"/>
+      <w:r>
+        <w:rPr>
+          <w:rFonts w:cs="Arial"/>
+        </w:rPr>
+        <w:t xml:space="preserve"> S3 e até mesmo com o </w:t>
+      </w:r>
+      <w:proofErr w:type="spellStart"/>
+      <w:r>
+        <w:rPr>
+          <w:rFonts w:cs="Arial"/>
+        </w:rPr>
+        <w:t>Tableu</w:t>
+      </w:r>
+      <w:proofErr w:type="spellEnd"/>
+      <w:r>
+        <w:rPr>
+          <w:rFonts w:cs="Arial"/>
+        </w:rPr>
+        <w:t>, ferramentas muito usadas no mercado de trabalho e também muito destacadas no mundo de engenharia de dados.</w:t>
       </w:r>
     </w:p>
     <w:p>
@@ -6932,7 +7830,21 @@
         <w:rPr>
           <w:rFonts w:cs="Arial"/>
         </w:rPr>
-        <w:t>Logo, com as análises definidas acima, nosso grupo escolheu a empresa Collibra como melhor opção para integração com outros sistemas.</w:t>
+        <w:t xml:space="preserve">Logo, com as análises definidas acima, nosso grupo escolheu a empresa </w:t>
+      </w:r>
+      <w:proofErr w:type="spellStart"/>
+      <w:r>
+        <w:rPr>
+          <w:rFonts w:cs="Arial"/>
+        </w:rPr>
+        <w:t>Collibra</w:t>
+      </w:r>
+      <w:proofErr w:type="spellEnd"/>
+      <w:r>
+        <w:rPr>
+          <w:rFonts w:cs="Arial"/>
+        </w:rPr>
+        <w:t xml:space="preserve"> como melhor opção para integração com outros sistemas.</w:t>
       </w:r>
     </w:p>
     <w:p>
@@ -6940,7 +7852,7 @@
         <w:pStyle w:val="Ttulo2"/>
         <w:spacing w:line="360" w:lineRule="auto"/>
       </w:pPr>
-      <w:bookmarkStart w:id="56" w:name="_Toc72837502"/>
+      <w:bookmarkStart w:id="56" w:name="_Toc72838329"/>
       <w:r>
         <w:t>ferramenta recomendada</w:t>
       </w:r>
@@ -6951,7 +7863,23 @@
         <w:tab/>
       </w:r>
       <w:r>
-        <w:t xml:space="preserve">Agora, após realizar diversas análises nos sistemas informados acima, será necessário decidir qual deles é o mais indicado para utilizar em cada nicho, lembrando que eles são, “Qualidade de Dados”, “Master Data Management” e “Metadata Management Solutions”. </w:t>
+        <w:t>Agora, após realizar diversas análises nos sistemas informados acima, será necessário decidir qual deles é o mais indicado para utilizar em cada nicho, lembrando que eles são, “Qualidade de Dados”, “Master Data Management” e “</w:t>
+      </w:r>
+      <w:proofErr w:type="spellStart"/>
+      <w:r>
+        <w:t>Metadata</w:t>
+      </w:r>
+      <w:proofErr w:type="spellEnd"/>
+      <w:r>
+        <w:t xml:space="preserve"> Management </w:t>
+      </w:r>
+      <w:proofErr w:type="spellStart"/>
+      <w:r>
+        <w:t>Solutions</w:t>
+      </w:r>
+      <w:proofErr w:type="spellEnd"/>
+      <w:r>
+        <w:t xml:space="preserve">”. </w:t>
       </w:r>
     </w:p>
     <w:p>
@@ -6965,7 +7893,15 @@
         <w:t>softwares</w:t>
       </w:r>
       <w:r>
-        <w:t xml:space="preserve"> relacionados a empresa Informatica, </w:t>
+        <w:t xml:space="preserve"> relacionados a empresa </w:t>
+      </w:r>
+      <w:proofErr w:type="spellStart"/>
+      <w:r>
+        <w:t>Informatica</w:t>
+      </w:r>
+      <w:proofErr w:type="spellEnd"/>
+      <w:r>
+        <w:t xml:space="preserve">, </w:t>
       </w:r>
       <w:r>
         <w:t>lembrando que</w:t>
@@ -7039,7 +7975,7 @@
       <w:bookmarkStart w:id="58" w:name="_Ref125306948"/>
       <w:bookmarkStart w:id="59" w:name="_Toc125374518"/>
       <w:bookmarkStart w:id="60" w:name="_Toc156754391"/>
-      <w:bookmarkStart w:id="61" w:name="_Toc72837503"/>
+      <w:bookmarkStart w:id="61" w:name="_Toc72838330"/>
       <w:r>
         <w:rPr>
           <w:color w:val="000000"/>
@@ -7056,7 +7992,7 @@
       <w:pPr>
         <w:pStyle w:val="Ttulo2"/>
       </w:pPr>
-      <w:bookmarkStart w:id="62" w:name="_Toc72837504"/>
+      <w:bookmarkStart w:id="62" w:name="_Toc72838331"/>
       <w:r>
         <w:t>Ferramenta utilizada para sinalizar as Sprints e tarefas</w:t>
       </w:r>
@@ -7137,21 +8073,37 @@
           <w:rFonts w:cs="Arial"/>
           <w:color w:val="000000"/>
         </w:rPr>
-        <w:t xml:space="preserve"> produto, para isso utilizamos o Trello, uma ferramenta Web que permite um gerenciamento fácil destes itens. </w:t>
-      </w:r>
-    </w:p>
-    <w:p>
-      <w:pPr>
+        <w:t xml:space="preserve"> produto, para isso utilizamos o </w:t>
+      </w:r>
+      <w:proofErr w:type="spellStart"/>
+      <w:r>
         <w:rPr>
           <w:rFonts w:cs="Arial"/>
           <w:color w:val="000000"/>
         </w:rPr>
-      </w:pPr>
+        <w:t>Trello</w:t>
+      </w:r>
+      <w:proofErr w:type="spellEnd"/>
       <w:r>
         <w:rPr>
           <w:rFonts w:cs="Arial"/>
           <w:color w:val="000000"/>
         </w:rPr>
+        <w:t xml:space="preserve">, uma ferramenta Web que permite um gerenciamento fácil destes itens. </w:t>
+      </w:r>
+    </w:p>
+    <w:p>
+      <w:pPr>
+        <w:rPr>
+          <w:rFonts w:cs="Arial"/>
+          <w:color w:val="000000"/>
+        </w:rPr>
+      </w:pPr>
+      <w:r>
+        <w:rPr>
+          <w:rFonts w:cs="Arial"/>
+          <w:color w:val="000000"/>
+        </w:rPr>
         <w:tab/>
       </w:r>
       <w:r>
@@ -7159,15 +8111,31 @@
           <w:rFonts w:cs="Arial"/>
           <w:color w:val="000000"/>
         </w:rPr>
-        <w:t>Também, decidimos que o nosso TimeBoxing seria de 2 semana, de segunda a sábado, não contamos sábados, domingos e feriados.</w:t>
-      </w:r>
-    </w:p>
-    <w:p>
+        <w:t xml:space="preserve">Também, decidimos que o nosso </w:t>
+      </w:r>
+      <w:proofErr w:type="spellStart"/>
       <w:r>
         <w:rPr>
           <w:rFonts w:cs="Arial"/>
           <w:color w:val="000000"/>
         </w:rPr>
+        <w:t>TimeBoxing</w:t>
+      </w:r>
+      <w:proofErr w:type="spellEnd"/>
+      <w:r>
+        <w:rPr>
+          <w:rFonts w:cs="Arial"/>
+          <w:color w:val="000000"/>
+        </w:rPr>
+        <w:t xml:space="preserve"> seria de 2 semana, de segunda a sábado, não contamos sábados, domingos e feriados.</w:t>
+      </w:r>
+    </w:p>
+    <w:p>
+      <w:r>
+        <w:rPr>
+          <w:rFonts w:cs="Arial"/>
+          <w:color w:val="000000"/>
+        </w:rPr>
         <w:tab/>
       </w:r>
       <w:r>
@@ -7185,7 +8153,7 @@
       <w:pPr>
         <w:pStyle w:val="Ttulo2"/>
       </w:pPr>
-      <w:bookmarkStart w:id="63" w:name="_Toc72837505"/>
+      <w:bookmarkStart w:id="63" w:name="_Toc72838332"/>
       <w:r>
         <w:t>detalhamento das Sprints</w:t>
       </w:r>
@@ -7216,14 +8184,28 @@
         <w:rPr>
           <w:rFonts w:cs="Arial"/>
         </w:rPr>
-        <w:t>demonstrar o andamento do da implantação do MDM em uma empresa, serão exibidas imagens da plataforma Trello com cada tarefa.</w:t>
+        <w:t xml:space="preserve">demonstrar o andamento do da implantação do MDM em uma empresa, serão exibidas imagens da plataforma </w:t>
+      </w:r>
+      <w:proofErr w:type="spellStart"/>
+      <w:r>
+        <w:rPr>
+          <w:rFonts w:cs="Arial"/>
+        </w:rPr>
+        <w:t>Trello</w:t>
+      </w:r>
+      <w:proofErr w:type="spellEnd"/>
+      <w:r>
+        <w:rPr>
+          <w:rFonts w:cs="Arial"/>
+        </w:rPr>
+        <w:t xml:space="preserve"> com cada tarefa.</w:t>
       </w:r>
     </w:p>
     <w:p>
       <w:pPr>
         <w:pStyle w:val="Ttulo3"/>
       </w:pPr>
-      <w:bookmarkStart w:id="64" w:name="_Toc72837506"/>
+      <w:bookmarkStart w:id="64" w:name="_Toc72838333"/>
       <w:r>
         <w:t>Sprint 1, 2 e 3</w:t>
       </w:r>
@@ -7343,7 +8325,7 @@
       <w:pPr>
         <w:pStyle w:val="Ttulo3"/>
       </w:pPr>
-      <w:bookmarkStart w:id="66" w:name="_Toc72837507"/>
+      <w:bookmarkStart w:id="66" w:name="_Toc72838334"/>
       <w:r>
         <w:t xml:space="preserve">Sprint </w:t>
       </w:r>
@@ -7436,7 +8418,7 @@
       <w:pPr>
         <w:pStyle w:val="Ttulo3"/>
       </w:pPr>
-      <w:bookmarkStart w:id="68" w:name="_Toc72837508"/>
+      <w:bookmarkStart w:id="68" w:name="_Toc72838335"/>
       <w:r>
         <w:t xml:space="preserve">Sprint </w:t>
       </w:r>
@@ -7529,7 +8511,7 @@
       <w:pPr>
         <w:pStyle w:val="Ttulo3"/>
       </w:pPr>
-      <w:bookmarkStart w:id="70" w:name="_Toc72837509"/>
+      <w:bookmarkStart w:id="70" w:name="_Toc72838336"/>
       <w:r>
         <w:t>Sprint 10 e 11</w:t>
       </w:r>
@@ -7617,7 +8599,7 @@
       <w:pPr>
         <w:pStyle w:val="Ttulo3"/>
       </w:pPr>
-      <w:bookmarkStart w:id="72" w:name="_Toc72837510"/>
+      <w:bookmarkStart w:id="72" w:name="_Toc72838337"/>
       <w:r>
         <w:t xml:space="preserve">Sprint </w:t>
       </w:r>
@@ -7733,7 +8715,7 @@
       <w:pPr>
         <w:pStyle w:val="Ttulo2"/>
       </w:pPr>
-      <w:bookmarkStart w:id="74" w:name="_Toc72837511"/>
+      <w:bookmarkStart w:id="74" w:name="_Toc72838338"/>
       <w:r>
         <w:t>conclusão das</w:t>
       </w:r>
@@ -7821,7 +8803,7 @@
         <w:pStyle w:val="Ttulo"/>
       </w:pPr>
       <w:bookmarkStart w:id="78" w:name="_Toc156754425"/>
-      <w:bookmarkStart w:id="79" w:name="_Toc72837512"/>
+      <w:bookmarkStart w:id="79" w:name="_Toc72838339"/>
       <w:r>
         <w:t>ReferÊncias</w:t>
       </w:r>
@@ -7889,7 +8871,55 @@
           <w:rFonts w:cs="Arial"/>
           <w:lang w:val="pt-BR"/>
         </w:rPr>
-        <w:t>- 2021. Disponível em: &lt;https://www.ibm.com/br-pt/products/bigquality#&gt;. Acesso em: 27 de abr. de 2021.</w:t>
+        <w:t>- 2021. Disponível em: &lt;https://www.ibm.com/</w:t>
+      </w:r>
+      <w:proofErr w:type="spellStart"/>
+      <w:r>
+        <w:rPr>
+          <w:rFonts w:cs="Arial"/>
+          <w:lang w:val="pt-BR"/>
+        </w:rPr>
+        <w:t>br-pt</w:t>
+      </w:r>
+      <w:proofErr w:type="spellEnd"/>
+      <w:r>
+        <w:rPr>
+          <w:rFonts w:cs="Arial"/>
+          <w:lang w:val="pt-BR"/>
+        </w:rPr>
+        <w:t>/</w:t>
+      </w:r>
+      <w:proofErr w:type="spellStart"/>
+      <w:r>
+        <w:rPr>
+          <w:rFonts w:cs="Arial"/>
+          <w:lang w:val="pt-BR"/>
+        </w:rPr>
+        <w:t>products</w:t>
+      </w:r>
+      <w:proofErr w:type="spellEnd"/>
+      <w:r>
+        <w:rPr>
+          <w:rFonts w:cs="Arial"/>
+          <w:lang w:val="pt-BR"/>
+        </w:rPr>
+        <w:t>/</w:t>
+      </w:r>
+      <w:proofErr w:type="spellStart"/>
+      <w:r>
+        <w:rPr>
+          <w:rFonts w:cs="Arial"/>
+          <w:lang w:val="pt-BR"/>
+        </w:rPr>
+        <w:t>bigquality</w:t>
+      </w:r>
+      <w:proofErr w:type="spellEnd"/>
+      <w:r>
+        <w:rPr>
+          <w:rFonts w:cs="Arial"/>
+          <w:lang w:val="pt-BR"/>
+        </w:rPr>
+        <w:t>#&gt;. Acesso em: 27 de abr. de 2021.</w:t>
       </w:r>
     </w:p>
     <w:p>
@@ -7905,7 +8935,23 @@
           <w:rFonts w:cs="Arial"/>
           <w:lang w:val="pt-BR"/>
         </w:rPr>
-        <w:t>- 2021. Disponível em: &lt;https://www.innovativesystems.com/data-quality&gt;. Acesso em: 27 de abr. de 2021.</w:t>
+        <w:t>- 2021. Disponível em: &lt;https://www.innovativesystems.com/data-</w:t>
+      </w:r>
+      <w:proofErr w:type="spellStart"/>
+      <w:r>
+        <w:rPr>
+          <w:rFonts w:cs="Arial"/>
+          <w:lang w:val="pt-BR"/>
+        </w:rPr>
+        <w:t>quality</w:t>
+      </w:r>
+      <w:proofErr w:type="spellEnd"/>
+      <w:r>
+        <w:rPr>
+          <w:rFonts w:cs="Arial"/>
+          <w:lang w:val="pt-BR"/>
+        </w:rPr>
+        <w:t>&gt;. Acesso em: 27 de abr. de 2021.</w:t>
       </w:r>
     </w:p>
     <w:p>
@@ -7982,7 +9028,39 @@
           <w:rFonts w:cs="Arial"/>
           <w:lang w:val="pt-BR"/>
         </w:rPr>
-        <w:t>- 2012. Disponível em: &lt;https://archive.sap.com/documents/docs/DOC-7674&gt;. Acesso em: 08 de mai. de 2021.</w:t>
+        <w:t>- 2012. Disponível em: &lt;https://archive.sap.com/</w:t>
+      </w:r>
+      <w:proofErr w:type="spellStart"/>
+      <w:r>
+        <w:rPr>
+          <w:rFonts w:cs="Arial"/>
+          <w:lang w:val="pt-BR"/>
+        </w:rPr>
+        <w:t>documents</w:t>
+      </w:r>
+      <w:proofErr w:type="spellEnd"/>
+      <w:r>
+        <w:rPr>
+          <w:rFonts w:cs="Arial"/>
+          <w:lang w:val="pt-BR"/>
+        </w:rPr>
+        <w:t>/</w:t>
+      </w:r>
+      <w:proofErr w:type="spellStart"/>
+      <w:r>
+        <w:rPr>
+          <w:rFonts w:cs="Arial"/>
+          <w:lang w:val="pt-BR"/>
+        </w:rPr>
+        <w:t>docs</w:t>
+      </w:r>
+      <w:proofErr w:type="spellEnd"/>
+      <w:r>
+        <w:rPr>
+          <w:rFonts w:cs="Arial"/>
+          <w:lang w:val="pt-BR"/>
+        </w:rPr>
+        <w:t>/DOC-7674&gt;. Acesso em: 08 de mai. de 2021.</w:t>
       </w:r>
     </w:p>
     <w:p>
@@ -8004,6 +9082,7 @@
           <w:lang w:val="pt-BR"/>
         </w:rPr>
       </w:pPr>
+      <w:proofErr w:type="spellStart"/>
       <w:r>
         <w:rPr>
           <w:rFonts w:cs="Arial"/>
@@ -8011,8 +9090,29 @@
           <w:bCs/>
           <w:lang w:val="pt-BR"/>
         </w:rPr>
-        <w:t>Metadata Management Solution</w:t>
-      </w:r>
+        <w:t>Metadata</w:t>
+      </w:r>
+      <w:proofErr w:type="spellEnd"/>
+      <w:r>
+        <w:rPr>
+          <w:rFonts w:cs="Arial"/>
+          <w:b/>
+          <w:bCs/>
+          <w:lang w:val="pt-BR"/>
+        </w:rPr>
+        <w:t xml:space="preserve"> Management </w:t>
+      </w:r>
+      <w:proofErr w:type="spellStart"/>
+      <w:r>
+        <w:rPr>
+          <w:rFonts w:cs="Arial"/>
+          <w:b/>
+          <w:bCs/>
+          <w:lang w:val="pt-BR"/>
+        </w:rPr>
+        <w:t>Solution</w:t>
+      </w:r>
+      <w:proofErr w:type="spellEnd"/>
     </w:p>
     <w:p>
       <w:pPr>
@@ -8027,7 +9127,23 @@
           <w:rFonts w:cs="Arial"/>
           <w:lang w:val="pt-BR"/>
         </w:rPr>
-        <w:t>- 2021. Disponível em: &lt;https://www.collibra.com/data-catalog&gt;. Acesso em: 18 de mai. de 2021.</w:t>
+        <w:t>- 2021. Disponível em: &lt;https://www.collibra.com/data-</w:t>
+      </w:r>
+      <w:proofErr w:type="spellStart"/>
+      <w:r>
+        <w:rPr>
+          <w:rFonts w:cs="Arial"/>
+          <w:lang w:val="pt-BR"/>
+        </w:rPr>
+        <w:t>catalog</w:t>
+      </w:r>
+      <w:proofErr w:type="spellEnd"/>
+      <w:r>
+        <w:rPr>
+          <w:rFonts w:cs="Arial"/>
+          <w:lang w:val="pt-BR"/>
+        </w:rPr>
+        <w:t>&gt;. Acesso em: 18 de mai. de 2021.</w:t>
       </w:r>
     </w:p>
     <w:p>
@@ -8059,7 +9175,39 @@
           <w:rFonts w:cs="Arial"/>
           <w:lang w:val="pt-BR"/>
         </w:rPr>
-        <w:t>- 2021. Disponível em: &lt;https://www.ibm.com/br-pt/cloud/watson-knowledge-catalog&gt;. Acesso em: 18 de mai. de 2021.</w:t>
+        <w:t>- 2021. Disponível em: &lt;https://www.ibm.com/</w:t>
+      </w:r>
+      <w:proofErr w:type="spellStart"/>
+      <w:r>
+        <w:rPr>
+          <w:rFonts w:cs="Arial"/>
+          <w:lang w:val="pt-BR"/>
+        </w:rPr>
+        <w:t>br-pt</w:t>
+      </w:r>
+      <w:proofErr w:type="spellEnd"/>
+      <w:r>
+        <w:rPr>
+          <w:rFonts w:cs="Arial"/>
+          <w:lang w:val="pt-BR"/>
+        </w:rPr>
+        <w:t>/cloud/</w:t>
+      </w:r>
+      <w:proofErr w:type="spellStart"/>
+      <w:r>
+        <w:rPr>
+          <w:rFonts w:cs="Arial"/>
+          <w:lang w:val="pt-BR"/>
+        </w:rPr>
+        <w:t>watson-knowledge-catalog</w:t>
+      </w:r>
+      <w:proofErr w:type="spellEnd"/>
+      <w:r>
+        <w:rPr>
+          <w:rFonts w:cs="Arial"/>
+          <w:lang w:val="pt-BR"/>
+        </w:rPr>
+        <w:t>&gt;. Acesso em: 18 de mai. de 2021.</w:t>
       </w:r>
     </w:p>
     <w:sectPr>
@@ -8549,7 +9697,7 @@
         </mc:Choice>
         <mc:Fallback>
           <w:pict>
-            <v:line w14:anchorId="4FA81D6A" id="Line 30" o:spid="_x0000_s1026" style="position:absolute;z-index:251661312;visibility:visible;mso-wrap-style:square;mso-width-percent:0;mso-height-percent:0;mso-wrap-distance-left:9pt;mso-wrap-distance-top:0;mso-wrap-distance-right:9pt;mso-wrap-distance-bottom:0;mso-position-horizontal:absolute;mso-position-horizontal-relative:text;mso-position-vertical:absolute;mso-position-vertical-relative:text;mso-width-percent:0;mso-height-percent:0;mso-width-relative:page;mso-height-relative:page" from="0,13.6pt" to="433.7pt,13.6pt" o:gfxdata="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"/>
+            <v:line w14:anchorId="601B0BE1" id="Line 30" o:spid="_x0000_s1026" style="position:absolute;z-index:251661312;visibility:visible;mso-wrap-style:square;mso-width-percent:0;mso-height-percent:0;mso-wrap-distance-left:9pt;mso-wrap-distance-top:0;mso-wrap-distance-right:9pt;mso-wrap-distance-bottom:0;mso-position-horizontal:absolute;mso-position-horizontal-relative:text;mso-position-vertical:absolute;mso-position-vertical-relative:text;mso-width-percent:0;mso-height-percent:0;mso-width-relative:page;mso-height-relative:page" from="0,13.6pt" to="433.7pt,13.6pt" o:gfxdata="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"/>
           </w:pict>
         </mc:Fallback>
       </mc:AlternateContent>
@@ -8833,7 +9981,7 @@
         </mc:Choice>
         <mc:Fallback>
           <w:pict>
-            <v:line w14:anchorId="792668C5" id="Line 10" o:spid="_x0000_s1026" style="position:absolute;z-index:251657216;visibility:visible;mso-wrap-style:square;mso-width-percent:0;mso-height-percent:0;mso-wrap-distance-left:9pt;mso-wrap-distance-top:0;mso-wrap-distance-right:9pt;mso-wrap-distance-bottom:0;mso-position-horizontal:absolute;mso-position-horizontal-relative:text;mso-position-vertical:absolute;mso-position-vertical-relative:text;mso-width-percent:0;mso-height-percent:0;mso-width-relative:page;mso-height-relative:page" from="0,13.6pt" to="433.7pt,13.6pt" o:gfxdata="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" o:allowincell="f"/>
+            <v:line w14:anchorId="082C3404" id="Line 10" o:spid="_x0000_s1026" style="position:absolute;z-index:251657216;visibility:visible;mso-wrap-style:square;mso-width-percent:0;mso-height-percent:0;mso-wrap-distance-left:9pt;mso-wrap-distance-top:0;mso-wrap-distance-right:9pt;mso-wrap-distance-bottom:0;mso-position-horizontal:absolute;mso-position-horizontal-relative:text;mso-position-vertical:absolute;mso-position-vertical-relative:text;mso-width-percent:0;mso-height-percent:0;mso-width-relative:page;mso-height-relative:page" from="0,13.6pt" to="433.7pt,13.6pt" o:gfxdata="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" o:allowincell="f"/>
           </w:pict>
         </mc:Fallback>
       </mc:AlternateContent>
@@ -9043,7 +10191,7 @@
         </mc:Choice>
         <mc:Fallback>
           <w:pict>
-            <v:line w14:anchorId="1B233CDD" id="Line 19" o:spid="_x0000_s1026" style="position:absolute;z-index:251656192;visibility:visible;mso-wrap-style:square;mso-width-percent:0;mso-height-percent:0;mso-wrap-distance-left:9pt;mso-wrap-distance-top:0;mso-wrap-distance-right:9pt;mso-wrap-distance-bottom:0;mso-position-horizontal:absolute;mso-position-horizontal-relative:text;mso-position-vertical:absolute;mso-position-vertical-relative:text;mso-width-percent:0;mso-height-percent:0;mso-width-relative:page;mso-height-relative:page" from="0,13.6pt" to="433.7pt,13.6pt" o:gfxdata="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"/>
+            <v:line w14:anchorId="1A4EAF5F" id="Line 19" o:spid="_x0000_s1026" style="position:absolute;z-index:251656192;visibility:visible;mso-wrap-style:square;mso-width-percent:0;mso-height-percent:0;mso-wrap-distance-left:9pt;mso-wrap-distance-top:0;mso-wrap-distance-right:9pt;mso-wrap-distance-bottom:0;mso-position-horizontal:absolute;mso-position-horizontal-relative:text;mso-position-vertical:absolute;mso-position-vertical-relative:text;mso-width-percent:0;mso-height-percent:0;mso-width-relative:page;mso-height-relative:page" from="0,13.6pt" to="433.7pt,13.6pt" o:gfxdata="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"/>
           </w:pict>
         </mc:Fallback>
       </mc:AlternateContent>
@@ -9187,7 +10335,7 @@
         </mc:Choice>
         <mc:Fallback>
           <w:pict>
-            <v:line w14:anchorId="12F1700F" id="Line 25" o:spid="_x0000_s1026" style="position:absolute;z-index:251659264;visibility:visible;mso-wrap-style:square;mso-width-percent:0;mso-height-percent:0;mso-wrap-distance-left:9pt;mso-wrap-distance-top:0;mso-wrap-distance-right:9pt;mso-wrap-distance-bottom:0;mso-position-horizontal:absolute;mso-position-horizontal-relative:text;mso-position-vertical:absolute;mso-position-vertical-relative:text;mso-width-percent:0;mso-height-percent:0;mso-width-relative:page;mso-height-relative:page" from="0,13.6pt" to="433.7pt,13.6pt" o:gfxdata="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"/>
+            <v:line w14:anchorId="034FF6C2" id="Line 25" o:spid="_x0000_s1026" style="position:absolute;z-index:251659264;visibility:visible;mso-wrap-style:square;mso-width-percent:0;mso-height-percent:0;mso-wrap-distance-left:9pt;mso-wrap-distance-top:0;mso-wrap-distance-right:9pt;mso-wrap-distance-bottom:0;mso-position-horizontal:absolute;mso-position-horizontal-relative:text;mso-position-vertical:absolute;mso-position-vertical-relative:text;mso-width-percent:0;mso-height-percent:0;mso-width-relative:page;mso-height-relative:page" from="0,13.6pt" to="433.7pt,13.6pt" o:gfxdata="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"/>
           </w:pict>
         </mc:Fallback>
       </mc:AlternateContent>
@@ -9342,7 +10490,7 @@
         </mc:Choice>
         <mc:Fallback>
           <w:pict>
-            <v:line w14:anchorId="336C889B" id="Line 23" o:spid="_x0000_s1026" style="position:absolute;z-index:251658240;visibility:visible;mso-wrap-style:square;mso-width-percent:0;mso-height-percent:0;mso-wrap-distance-left:9pt;mso-wrap-distance-top:0;mso-wrap-distance-right:9pt;mso-wrap-distance-bottom:0;mso-position-horizontal:absolute;mso-position-horizontal-relative:text;mso-position-vertical:absolute;mso-position-vertical-relative:text;mso-width-percent:0;mso-height-percent:0;mso-width-relative:page;mso-height-relative:page" from="0,13.6pt" to="433.7pt,13.6pt" o:gfxdata="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"/>
+            <v:line w14:anchorId="58A2AE8B" id="Line 23" o:spid="_x0000_s1026" style="position:absolute;z-index:251658240;visibility:visible;mso-wrap-style:square;mso-width-percent:0;mso-height-percent:0;mso-wrap-distance-left:9pt;mso-wrap-distance-top:0;mso-wrap-distance-right:9pt;mso-wrap-distance-bottom:0;mso-position-horizontal:absolute;mso-position-horizontal-relative:text;mso-position-vertical:absolute;mso-position-vertical-relative:text;mso-width-percent:0;mso-height-percent:0;mso-width-relative:page;mso-height-relative:page" from="0,13.6pt" to="433.7pt,13.6pt" o:gfxdata="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"/>
           </w:pict>
         </mc:Fallback>
       </mc:AlternateContent>
@@ -9496,7 +10644,7 @@
         </mc:Choice>
         <mc:Fallback>
           <w:pict>
-            <v:line w14:anchorId="68F649CD" id="Line 26" o:spid="_x0000_s1026" style="position:absolute;z-index:251660288;visibility:visible;mso-wrap-style:square;mso-width-percent:0;mso-height-percent:0;mso-wrap-distance-left:9pt;mso-wrap-distance-top:0;mso-wrap-distance-right:9pt;mso-wrap-distance-bottom:0;mso-position-horizontal:absolute;mso-position-horizontal-relative:text;mso-position-vertical:absolute;mso-position-vertical-relative:text;mso-width-percent:0;mso-height-percent:0;mso-width-relative:page;mso-height-relative:page" from="0,13.6pt" to="433.7pt,13.6pt" o:gfxdata="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"/>
+            <v:line w14:anchorId="521B3E41" id="Line 26" o:spid="_x0000_s1026" style="position:absolute;z-index:251660288;visibility:visible;mso-wrap-style:square;mso-width-percent:0;mso-height-percent:0;mso-wrap-distance-left:9pt;mso-wrap-distance-top:0;mso-wrap-distance-right:9pt;mso-wrap-distance-bottom:0;mso-position-horizontal:absolute;mso-position-horizontal-relative:text;mso-position-vertical:absolute;mso-position-vertical-relative:text;mso-width-percent:0;mso-height-percent:0;mso-width-relative:page;mso-height-relative:page" from="0,13.6pt" to="433.7pt,13.6pt" o:gfxdata="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"/>
           </w:pict>
         </mc:Fallback>
       </mc:AlternateContent>
@@ -9708,7 +10856,7 @@
         </mc:Choice>
         <mc:Fallback>
           <w:pict>
-            <v:line w14:anchorId="201C60C9" id="Line 5" o:spid="_x0000_s1026" style="position:absolute;z-index:251655168;visibility:visible;mso-wrap-style:square;mso-width-percent:0;mso-height-percent:0;mso-wrap-distance-left:9pt;mso-wrap-distance-top:0;mso-wrap-distance-right:9pt;mso-wrap-distance-bottom:0;mso-position-horizontal:absolute;mso-position-horizontal-relative:text;mso-position-vertical:absolute;mso-position-vertical-relative:text;mso-width-percent:0;mso-height-percent:0;mso-width-relative:page;mso-height-relative:page" from="0,13.6pt" to="433.7pt,13.6pt" o:gfxdata="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"/>
+            <v:line w14:anchorId="736DA235" id="Line 5" o:spid="_x0000_s1026" style="position:absolute;z-index:251655168;visibility:visible;mso-wrap-style:square;mso-width-percent:0;mso-height-percent:0;mso-wrap-distance-left:9pt;mso-wrap-distance-top:0;mso-wrap-distance-right:9pt;mso-wrap-distance-bottom:0;mso-position-horizontal:absolute;mso-position-horizontal-relative:text;mso-position-vertical:absolute;mso-position-vertical-relative:text;mso-width-percent:0;mso-height-percent:0;mso-width-relative:page;mso-height-relative:page" from="0,13.6pt" to="433.7pt,13.6pt" o:gfxdata="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"/>
           </w:pict>
         </mc:Fallback>
       </mc:AlternateContent>
@@ -9853,7 +11001,7 @@
         </mc:Choice>
         <mc:Fallback>
           <w:pict>
-            <v:line w14:anchorId="2F5262CB" id="Line 6" o:spid="_x0000_s1026" style="position:absolute;z-index:251654144;visibility:visible;mso-wrap-style:square;mso-width-percent:0;mso-height-percent:0;mso-wrap-distance-left:9pt;mso-wrap-distance-top:0;mso-wrap-distance-right:9pt;mso-wrap-distance-bottom:0;mso-position-horizontal:absolute;mso-position-horizontal-relative:text;mso-position-vertical:absolute;mso-position-vertical-relative:text;mso-width-percent:0;mso-height-percent:0;mso-width-relative:page;mso-height-relative:page" from="0,13.6pt" to="433.7pt,13.6pt" o:gfxdata="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"/>
+            <v:line w14:anchorId="40459434" id="Line 6" o:spid="_x0000_s1026" style="position:absolute;z-index:251654144;visibility:visible;mso-wrap-style:square;mso-width-percent:0;mso-height-percent:0;mso-wrap-distance-left:9pt;mso-wrap-distance-top:0;mso-wrap-distance-right:9pt;mso-wrap-distance-bottom:0;mso-position-horizontal:absolute;mso-position-horizontal-relative:text;mso-position-vertical:absolute;mso-position-vertical-relative:text;mso-width-percent:0;mso-height-percent:0;mso-width-relative:page;mso-height-relative:page" from="0,13.6pt" to="433.7pt,13.6pt" o:gfxdata="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"/>
           </w:pict>
         </mc:Fallback>
       </mc:AlternateContent>
